--- a/cudmore-narrative-cv/outputs/imaging-core/output_word/cudmore-cv-final.docx
+++ b/cudmore-narrative-cv/outputs/imaging-core/output_word/cudmore-cv-final.docx
@@ -20,7 +20,7 @@
           <w:sz w:val="22"/>
           <w:szCs w:val="22"/>
         </w:rPr>
-        <w:t>Robert H. Cudmore, Ph.D.</w:t>
+        <w:t>Robert H. Cudmore, PhD</w:t>
         <w:tab/>
       </w:r>
       <w:r>
@@ -147,10 +147,16 @@
       <w:pPr>
         <w:pStyle w:val="Normal"/>
         <w:spacing w:lineRule="auto" w:line="240" w:before="0" w:after="80"/>
-        <w:rPr/>
-      </w:pPr>
-      <w:r>
-        <w:rPr/>
+        <w:rPr>
+          <w:sz w:val="8"/>
+          <w:szCs w:val="8"/>
+        </w:rPr>
+      </w:pPr>
+      <w:r>
+        <w:rPr>
+          <w:sz w:val="8"/>
+          <w:szCs w:val="8"/>
+        </w:rPr>
       </w:r>
     </w:p>
     <w:p>
@@ -203,7 +209,7 @@
       </w:pPr>
       <w:r>
         <w:rPr/>
-        <w:t>My scientific domain expertise includes neuroscience, vascular biology, and cardiac physiology. I have decades of bench experience in experimental design, performing microscopy and electrophysiology experiments, interpreting results, and publishing the findings. I have also built custom microscopy and electrophysiology acquisition systems, developed software for real-time data acquisition and visualization, and supported researchers using these systems. This experience connects experimental design and data acquisition with the quantitative analysis that follows.</w:t>
+        <w:t>My scientific domain expertise includes neuroscience, vascular biology, and cardiac physiology. I have decades of bench experience in experimental design, performing microscopy and electrophysiology experiments, interpreting results, and publishing the findings. I have also built custom microscopy and electrophysiology acquisition systems, developed software for real-time data acquisition and visualization, and supported researchers using these systems. My experimental experience informs the analysis software I develop. This background helps me work effectively with domain experts to build software that reflects the experiment and addresses the scientific question.</w:t>
       </w:r>
     </w:p>
     <w:p>
@@ -213,7 +219,7 @@
       </w:pPr>
       <w:r>
         <w:rPr/>
-        <w:t>My career progressed from studying neurons to imaging brain vasculature and later working in cardiac physiology. This progression showed me that fields organized around different organs and research questions often rely on shared experimental technologies and face common analysis problems. Regardless of the specimen or scientific question, imaging experiments create similar practical needs for organizing and visualizing data, making quantitative measurements, and producing reproducible results. My direct experimental work has centered on microscopy and electrophysiology, but I develop software with domain experts so that it can support new experimental systems and scientific questions.</w:t>
+        <w:t>My career progressed from studying neurons to imaging brain vasculature and later working in cardiac physiology. This progression showed me that fields organized around different organs and research questions often use the same experimental technologies and face common analysis problems. Technologies such as laser-scanning microscopy and whole-cell electrophysiology are used across biological disciplines, even when the specimens and scientific questions differ. These experiments create common needs for organizing and visualizing data, making quantitative measurements, and producing reproducible results. My direct experimental work has centered on microscopy and electrophysiology, but I develop software with domain experts so that it can support new experimental systems and scientific questions.</w:t>
       </w:r>
       <w:bookmarkEnd w:id="1"/>
     </w:p>
@@ -235,7 +241,7 @@
       </w:pPr>
       <w:r>
         <w:rPr/>
-        <w:t>I design reusable scientific software rather than bespoke analysis scripts. My software engineering approach begins with the scientific question and experimental workflow. I work closely with experimental scientists to understand how data are produced, what must be measured, and where existing workflows limit interpretation. I then develop software through iterative design, implementation, testing, and critical feedback from the researchers who use it.</w:t>
+        <w:t>My design philosophy is to build reusable scientific software around the scientific question and experimental workflow. I work closely with experimental scientists to understand how data are produced, what must be measured, and where existing workflows limit interpretation. I then develop software through iterative design, implementation, testing, and critical feedback from the researchers who use it.</w:t>
       </w:r>
     </w:p>
     <w:p>
@@ -245,7 +251,7 @@
       </w:pPr>
       <w:r>
         <w:rPr/>
-        <w:t>I thrive in multidisciplinary teams where each member contributes distinct scientific or technical expertise. My contribution is a unique combination of experimental biology, quantitative analysis, and research software engineering. This allows me to translate between biological questions, measurement constraints, analytical requirements, and software design while working with domain experts whose knowledge complements my own.</w:t>
+        <w:t>I design analysis systems to support the full research workflow, from data acquisition through analysis and publication. During experiments, researchers can use a desktop application to visualize newly acquired data, run analyses, and inspect results. The same desktop application supports offline analysis and curation in the laboratory, including creating figures from the analysis results while preserving the connection between each result and its underlying raw data. For publication, a web-based viewer presents the same figure created during offline analysis together with its data and completed analyses. Individual results in the interactive web figure can be explored and traced back to the raw data from which they were derived.</w:t>
       </w:r>
     </w:p>
     <w:p>
@@ -255,7 +261,29 @@
       </w:pPr>
       <w:r>
         <w:rPr/>
-        <w:t>I design each analysis system as one continuous software environment built around a shared computational backend with graphical and scripting interfaces. The same software remains with a project while data are acquired, during offline analysis, and at publication. At every stage, these interfaces use the same underlying data and analytical methods, preserving reproducibility without duplicating calculations. Publication is designed into the architecture rather than added after analysis. This makes data sharing part of the analysis workflow rather than a separate task created at the end of a project.</w:t>
+        <w:t>This continuous workflow keeps raw data, analysis, and publication connected while making scientific results easier to inspect, reproduce, and reuse. It also provides practical support for NIH Data Management and Sharing Plans by incorporating data organization, documentation of analysis methods and results, export, and repository preparation into the research workflow. Software alone cannot satisfy every policy or institutional requirement, but this design makes sharing well-described data and reproducible analyses a planned outcome rather than an additional task at the end of a project. Publishing an interactive figure that remains connected to the completed analysis and underlying raw data is a defining feature of my software design.</w:t>
+      </w:r>
+      <w:bookmarkEnd w:id="2"/>
+    </w:p>
+    <w:p>
+      <w:pPr>
+        <w:pStyle w:val="Heading2"/>
+        <w:rPr/>
+      </w:pPr>
+      <w:bookmarkStart w:id="3" w:name="X6e21c243095a355a744c385b632f33997655a0c"/>
+      <w:r>
+        <w:rPr/>
+        <w:t>Analysis Core and Institutional Contribution</w:t>
+      </w:r>
+    </w:p>
+    <w:p>
+      <w:pPr>
+        <w:pStyle w:val="FirstParagraph"/>
+        <w:rPr/>
+      </w:pPr>
+      <w:r>
+        <w:rPr/>
+        <w:t>Imaging cores provide researchers with shared instrumentation, training, and expertise for acquiring high-quality data. I am interested in complementing that work with an analysis-core capability that provides shared expertise and reusable software for transforming acquired data into reproducible quantitative results.</w:t>
       </w:r>
     </w:p>
     <w:p>
@@ -265,7 +293,7 @@
       </w:pPr>
       <w:r>
         <w:rPr/>
-        <w:t>My goal is to keep raw data, quantitative analysis, and publication connected so readers can inspect how figures were produced, examine reported results, repeat analyses, and extend the work to address new scientific questions. The CloudScope suite provides an implemented workflow for achieving this goal. Researchers use the CloudScope graphical application to visualize data, run analyses, and curate results. Its AcqStore Python backend implements the analysis algorithms and saves the raw data, analysis methods, detection parameters, and results together in self-contained OME-Zarr datasets. CloudScope-Web opens those same datasets as interactive figures for publication and sharing. AcqStore exports OME-Zarr and NWB datasets that can be uploaded directly to public repositories, including the DANDI Archive and the Brain Image Library (BIL).</w:t>
+        <w:t>I would develop this capability within an existing imaging facility, academic department, or research organization rather than requiring the immediate creation of a separate administrative core. It could begin with direct researcher support, training, and reusable analysis software, then grow according to the needs of the institution and its laboratories.</w:t>
       </w:r>
     </w:p>
     <w:p>
@@ -275,19 +303,19 @@
       </w:pPr>
       <w:r>
         <w:rPr/>
-        <w:t>Scientific software has the greatest impact when it becomes reusable research infrastructure. Reusable software platforms reduce duplicated effort, improve reproducibility, and allow laboratories to build upon stable computational foundations rather than repeatedly developing new analysis scripts for each project. By combining sustainable software engineering with open-source development, research infrastructure continues to support scientific discovery long after individual publications, grants, and laboratory personnel have changed. This long-term perspective enables software to become a lasting scientific resource rather than a temporary research product.</w:t>
-      </w:r>
-      <w:bookmarkEnd w:id="2"/>
+        <w:t>An analysis core would connect experimental design and acquisition with quantitative analysis, publication, and data sharing. It could incorporate data organization, analysis, export, and repository preparation into the research workflow. Integrating these activities would reduce duplicated effort across laboratories and provide continuity as projects and personnel change. The analysis core would also help researchers prepare well-described data and reproducible analyses for domain-appropriate repositories such as the DANDI Archive and the Brain Image Library (BIL).</w:t>
+      </w:r>
+      <w:bookmarkEnd w:id="3"/>
     </w:p>
     <w:p>
       <w:pPr>
         <w:pStyle w:val="Heading2"/>
         <w:rPr/>
       </w:pPr>
-      <w:bookmarkStart w:id="3" w:name="X6e21c243095a355a744c385b632f33997655a0c"/>
-      <w:r>
-        <w:rPr/>
-        <w:t>Analysis Core and Institutional Contribution</w:t>
+      <w:bookmarkStart w:id="4" w:name="Xb54d8219c1f7a3b6c9a46989e8329636ac3d6d9"/>
+      <w:r>
+        <w:rPr/>
+        <w:t>Researcher Collaboration, Training, and Support</w:t>
       </w:r>
     </w:p>
     <w:p>
@@ -297,7 +325,7 @@
       </w:pPr>
       <w:r>
         <w:rPr/>
-        <w:t>Imaging cores provide researchers with shared instrumentation, training, and expertise for acquiring high-quality data. I am interested in complementing that work with an analysis-core capability that provides shared expertise and reusable software for transforming acquired data into reproducible quantitative results.</w:t>
+        <w:t>I involve researchers throughout software development, from initial design through testing and critical feedback. This collaboration keeps the software connected to experimental workflows as scientific questions evolve. I also mentor researchers in quantitative analysis, software development, and reproducible computational methods so they can understand the tools they use and become more independent in extending their analyses.</w:t>
       </w:r>
     </w:p>
     <w:p>
@@ -307,7 +335,7 @@
       </w:pPr>
       <w:r>
         <w:rPr/>
-        <w:t>I would develop this capability within an existing imaging facility, academic department, or research organization rather than requiring the immediate creation of a separate administrative core. It could begin with direct researcher support, training, and reusable analysis software, then grow according to the needs of the institution and its laboratories.</w:t>
+        <w:t>Training would be central to my work with researchers. I would help them understand the design and assumptions of analysis algorithms. I would also provide practical training in constructing and evaluating analysis pipelines, curating results, and presenting quantitative data clearly. This training would help laboratories use shared tools confidently and adapt analytical methods to new scientific questions.</w:t>
       </w:r>
     </w:p>
     <w:p>
@@ -317,19 +345,68 @@
       </w:pPr>
       <w:r>
         <w:rPr/>
-        <w:t>This approach would connect experimental design and acquisition with quantitative analysis, publication, and data sharing. By incorporating data organization, analysis, export, and repository preparation into the research workflow, an analysis core could reduce duplicated effort across laboratories and help researchers prepare well-described data and reproducible analyses for appropriate repositories.</w:t>
-      </w:r>
-      <w:bookmarkEnd w:id="3"/>
+        <w:t>I enjoy working directly with researchers on the practical problems that arise during data acquisition and analysis. These interactions help researchers develop confidence with quantitative and reproducible methods while revealing recurring needs that can be addressed through improved documentation, training, and reusable software shared across laboratories.</w:t>
+      </w:r>
+      <w:bookmarkEnd w:id="4"/>
+    </w:p>
+    <w:p>
+      <w:pPr>
+        <w:pStyle w:val="cvheader1"/>
+        <w:rPr/>
+      </w:pPr>
+      <w:bookmarkStart w:id="5" w:name="teaching-and-scientific-training"/>
+      <w:r>
+        <w:rPr/>
+        <w:t>Teaching and Scientific Training</w:t>
+      </w:r>
+    </w:p>
+    <w:p>
+      <w:pPr>
+        <w:pStyle w:val="cvbody"/>
+        <w:rPr/>
+      </w:pPr>
+      <w:r>
+        <w:rPr/>
+        <w:t>My teaching connects scientific instrumentation with quantitative analysis and interpretation. Through lectures, laboratory instruction, and research training, I have taught the optical physics of laser-scanning microscopy, image formation, the physical limits of light microscopy, and signal-detection principles relevant to both imaging and electrophysiology.</w:t>
+      </w:r>
+    </w:p>
+    <w:p>
+      <w:pPr>
+        <w:pStyle w:val="cvbody"/>
+        <w:rPr/>
+      </w:pPr>
+      <w:r>
+        <w:rPr/>
+        <w:t>I also designed and taught an undergraduate Internet of Things (IOT) course as instructor of record for three years. The course combined lectures with hands-on laboratories in which students programmed microcontrollers, wired simple circuits and sensors, and connected them into distributed systems using internet dashboards. Lectures examined biometric IOT devices for monitoring human health and disease progression. They also considered how longitudinal data collected across large human populations can enable new scientific questions, discoveries, and potential health care improvements.</w:t>
+      </w:r>
+      <w:bookmarkEnd w:id="5"/>
     </w:p>
     <w:p>
       <w:pPr>
         <w:pStyle w:val="Heading2"/>
         <w:rPr/>
       </w:pPr>
-      <w:bookmarkStart w:id="4" w:name="leadership-and-mentorship"/>
-      <w:r>
-        <w:rPr/>
-        <w:t>Leadership and Mentorship</w:t>
+      <w:bookmarkStart w:id="6" w:name="research-software-platforms_Copy_1"/>
+      <w:r>
+        <w:rPr/>
+        <w:t>Research Software Platforms</w:t>
+      </w:r>
+    </w:p>
+    <w:p>
+      <w:pPr>
+        <w:pStyle w:val="Heading3"/>
+        <w:rPr>
+          <w:i/>
+          <w:iCs/>
+        </w:rPr>
+      </w:pPr>
+      <w:bookmarkStart w:id="7" w:name="cloudscope-suite"/>
+      <w:r>
+        <w:rPr>
+          <w:i/>
+          <w:iCs/>
+        </w:rPr>
+        <w:t>CloudScope Suite</w:t>
       </w:r>
     </w:p>
     <w:p>
@@ -339,86 +416,12 @@
       </w:pPr>
       <w:r>
         <w:rPr/>
-        <w:t>I involve researchers throughout software development, from initial design through testing and critical feedback. This collaboration keeps the software connected to experimental workflows as scientific questions evolve. I also mentor researchers in quantitative analysis, software development, and reproducible computational methods so they can understand the tools they use and become more independent in extending their analyses.</w:t>
+        <w:t>Imaging workflows often divide raw data, automated analysis, manual review, saved results, and publication among disconnected tools and processes. They may also depend on one-off scripts whose precise code, assumptions, algorithms, and detection parameters are difficult to preserve or reuse. The CloudScope suite addresses these problems through a continuous pipeline from raw imaging data through quantitative analysis, scientific curation, publication, and reuse.</w:t>
       </w:r>
     </w:p>
     <w:p>
       <w:pPr>
         <w:pStyle w:val="BodyText"/>
-        <w:rPr/>
-      </w:pPr>
-      <w:r>
-        <w:rPr/>
-        <w:t>I enjoy working directly with researchers on the practical problems that arise during data acquisition and analysis. These interactions help researchers develop confidence with quantitative and reproducible methods while revealing recurring needs that can be addressed through improved documentation, training, and reusable software shared across laboratories.</w:t>
-      </w:r>
-      <w:bookmarkEnd w:id="4"/>
-    </w:p>
-    <w:p>
-      <w:pPr>
-        <w:pStyle w:val="cvheader1"/>
-        <w:rPr/>
-      </w:pPr>
-      <w:bookmarkStart w:id="5" w:name="teaching-and-scientific-training"/>
-      <w:r>
-        <w:rPr/>
-        <w:t>Teaching and Scientific Training</w:t>
-      </w:r>
-    </w:p>
-    <w:p>
-      <w:pPr>
-        <w:pStyle w:val="cvbody"/>
-        <w:rPr/>
-      </w:pPr>
-      <w:r>
-        <w:rPr/>
-        <w:t>My teaching connects scientific instrumentation with quantitative analysis and interpretation. Through lectures, laboratory instruction, and research training, I have taught the optical physics of laser-scanning microscopy, image formation, the physical limits of light microscopy, and signal-detection principles relevant to both imaging and electrophysiology.</w:t>
-      </w:r>
-    </w:p>
-    <w:p>
-      <w:pPr>
-        <w:pStyle w:val="cvbody"/>
-        <w:rPr/>
-      </w:pPr>
-      <w:r>
-        <w:rPr/>
-        <w:t>I also designed and taught an undergraduate Internet of Things (IOT) course as instructor of record for three years. The course combined lectures with hands-on laboratories in which students programmed microcontrollers, wired simple circuits and sensors, and connected them into distributed systems using internet dashboards. Lectures examined biometric IOT devices for monitoring human health and disease progression. They also considered how longitudinal data collected across large human populations can enable new scientific questions, discoveries, and potential health care improvements.</w:t>
-      </w:r>
-      <w:bookmarkEnd w:id="5"/>
-    </w:p>
-    <w:p>
-      <w:pPr>
-        <w:pStyle w:val="cvheader1"/>
-        <w:rPr/>
-      </w:pPr>
-      <w:r>
-        <w:rPr/>
-        <w:t>Research Software Platforms</w:t>
-      </w:r>
-    </w:p>
-    <w:p>
-      <w:pPr>
-        <w:pStyle w:val="cvheader2"/>
-        <w:rPr/>
-      </w:pPr>
-      <w:bookmarkStart w:id="6" w:name="cloudscope-suite"/>
-      <w:r>
-        <w:rPr/>
-        <w:t>CloudScope Suite</w:t>
-      </w:r>
-    </w:p>
-    <w:p>
-      <w:pPr>
-        <w:pStyle w:val="cvbody"/>
-        <w:rPr/>
-      </w:pPr>
-      <w:r>
-        <w:rPr/>
-        <w:t>Imaging workflows often divide raw data, automated analysis, manual review, saved results, and publication among disconnected tools and processes. They may also depend on one-off scripts whose precise code, assumptions, algorithms, and detection parameters are difficult to preserve or reuse. The CloudScope suite addresses these problems through a continuous pipeline from raw imaging data through quantitative analysis, scientific curation, publication, and reuse.</w:t>
-      </w:r>
-    </w:p>
-    <w:p>
-      <w:pPr>
-        <w:pStyle w:val="cvbody"/>
         <w:rPr/>
       </w:pPr>
       <w:hyperlink r:id="rId5">
@@ -431,12 +434,12 @@
       </w:hyperlink>
       <w:r>
         <w:rPr/>
-        <w:t xml:space="preserve"> is a desktop application for macOS and Windows. Researchers use its graphical interface to load and visualize images, run analyses, inspect results, and curate the resulting data. Its semi-automated workflows allow potentially hundreds of raw image files to be analyzed efficiently while retaining human scientific judgment. Current analysis domains focus on kymograph line-scan images and include capillary blood-flow velocity, heartbeat derived from velocity, diameter changes in cardiac myocytes and smooth muscle, and peak detection from fluorescent reporters such as GCaMP calcium and ATP reporters.</w:t>
-      </w:r>
-    </w:p>
-    <w:p>
-      <w:pPr>
-        <w:pStyle w:val="cvbody"/>
+        <w:t xml:space="preserve"> is a desktop application for macOS and Windows. Its graphical interface allows researchers to load and visualize images, perform analyses implemented in AcqStore, inspect and curate results, and save and reload completed work. Its semi-automated workflows allow hundreds of raw image files to be analyzed efficiently and provide graphical tools for human-in-the-loop curation of the results. CloudScope also supports blinded and randomized analysis and curation, allowing large datasets to be reviewed systematically while helping reduce experimenter bias.</w:t>
+      </w:r>
+    </w:p>
+    <w:p>
+      <w:pPr>
+        <w:pStyle w:val="BodyText"/>
         <w:rPr/>
       </w:pPr>
       <w:r>
@@ -453,12 +456,22 @@
       </w:hyperlink>
       <w:r>
         <w:rPr/>
-        <w:t xml:space="preserve"> as its Python analysis backend. Analysis algorithms are implemented in AcqStore and made accessible to researchers through CloudScope’s graphical interface. AcqStore also loads raw images, including proprietary microscope file formats. After analysis and curation, it saves the raw images, analysis methods, detection parameters, and results together in a self-contained dataset. This preserves the information needed to reconstruct how an analysis was performed even as analytical methods evolve. AcqStore can export Open Microscopy Environment Zarr (OME-Zarr) and Neurodata Without Borders (NWB) datasets for direct upload to public repositories such as the DANDI Archive and the Brain Image Library.</w:t>
-      </w:r>
-    </w:p>
-    <w:p>
-      <w:pPr>
-        <w:pStyle w:val="cvbody"/>
+        <w:t xml:space="preserve"> as its Python analysis backend. AcqStore loads raw images, including proprietary microscope file formats, implements quantitative analysis algorithms, manages results, and saves completed work. Its documented Python API allows the same algorithms available through the CloudScope desktop application to be used directly in scripts and computational notebooks. After analysis and curation, AcqStore saves the raw images, analysis methods, detection parameters, and results together in a self-contained dataset. This preserves the information needed to reconstruct how an analysis was performed even as analytical methods evolve. AcqStore exports Open Microscopy Environment Zarr (OME-Zarr) and Neurodata Without Borders (NWB) datasets for direct upload to public repositories such as the DANDI Archive and the Brain Image Library.</w:t>
+      </w:r>
+    </w:p>
+    <w:p>
+      <w:pPr>
+        <w:pStyle w:val="BodyText"/>
+        <w:rPr/>
+      </w:pPr>
+      <w:r>
+        <w:rPr/>
+        <w:t>AcqStore currently implements analyses for kymograph line-scan images, including capillary blood-flow velocity, heartbeat derived from velocity, diameter changes in cardiac myocytes and smooth muscle, and peak detection from fluorescent reporters such as GCaMP and ATP reporters. Its extensible architecture allows new file loaders and analysis algorithms to be added and made available through the CloudScope desktop application, scripts, and computational notebooks without duplicating their implementation.</w:t>
+      </w:r>
+    </w:p>
+    <w:p>
+      <w:pPr>
+        <w:pStyle w:val="BodyText"/>
         <w:rPr/>
       </w:pPr>
       <w:r>
@@ -475,97 +488,250 @@
       </w:hyperlink>
       <w:r>
         <w:rPr/>
-        <w:t xml:space="preserve"> opens the same self-contained OME-Zarr datasets as interactive figures. It allows the raw data and analysis performed and curated in CloudScope to be presented with an interactive graphical interface on the web. A manuscript figure can therefore become a live, publicly accessible figure that remains connected to its analysis and underlying raw data. Readers can inspect reported results and use the accessible data for new analyses, hypotheses, model-building, and collaborations. CloudScope-Web does not require dedicated or complex server infrastructure, making these interactive figures easier to distribute with publications.</w:t>
+        <w:t xml:space="preserve"> opens the same self-contained OME-Zarr datasets saved by AcqStore as dynamic, interactive figures on publicly accessible web pages. Each web page presents the raw data and analysis performed with AcqStore and curated through CloudScope, allowing reported results to be examined alongside the raw data that produced them. The shared datasets remain available for new analyses, hypotheses, model-building, and collaborations. CloudScope-Web does not require dedicated or complex server infrastructure, making these interactive figures easier to distribute with publications.</w:t>
+      </w:r>
+      <w:bookmarkEnd w:id="7"/>
+    </w:p>
+    <w:p>
+      <w:pPr>
+        <w:pStyle w:val="Heading3"/>
+        <w:rPr>
+          <w:i/>
+          <w:iCs/>
+        </w:rPr>
+      </w:pPr>
+      <w:bookmarkStart w:id="8" w:name="sanpy"/>
+      <w:r>
+        <w:rPr>
+          <w:i/>
+          <w:iCs/>
+        </w:rPr>
+        <w:t>SanPy</w:t>
+      </w:r>
+    </w:p>
+    <w:p>
+      <w:pPr>
+        <w:pStyle w:val="FirstParagraph"/>
+        <w:rPr/>
+      </w:pPr>
+      <w:r>
+        <w:rPr/>
+        <w:t xml:space="preserve">Electrophysiology analysis frequently depends on manual measurements or laboratory-specific scripts. </w:t>
+      </w:r>
+      <w:hyperlink r:id="rId8">
+        <w:r>
+          <w:rPr>
+            <w:rStyle w:val="Hyperlink"/>
+          </w:rPr>
+          <w:t>SanPy</w:t>
+        </w:r>
+      </w:hyperlink>
+      <w:r>
+        <w:rPr/>
+        <w:t xml:space="preserve"> is a general-purpose event-detection and analysis platform for whole-cell current-clamp recordings from neurons and cardiac myocytes. Its primary use is action-potential analysis, but it can also detect and analyze subthreshold events. Once a peak is detected, SanPy applies the same downstream analysis and extracts more than 20 quantitative features from each event.</w:t>
+      </w:r>
+    </w:p>
+    <w:p>
+      <w:pPr>
+        <w:pStyle w:val="BodyText"/>
+        <w:rPr/>
+      </w:pPr>
+      <w:r>
+        <w:rPr/>
+        <w:t>The SanPy desktop application allows researchers to open individual recordings or folders and apply detection presets for fast neurons, slow neurons, cardiac myocytes, or subthreshold events. Detected events and their measurements are overlaid on the raw recording, allowing researchers to evaluate the analysis in the context of the original signal and identify results that require curation. Linked graphical views and detection-error summaries support review and curation of individual events. Researchers can save completed analyses, export tabular results, and generate figures from the same workflow.</w:t>
+      </w:r>
+    </w:p>
+    <w:p>
+      <w:pPr>
+        <w:pStyle w:val="BodyText"/>
+        <w:rPr/>
+      </w:pPr>
+      <w:r>
+        <w:rPr/>
+        <w:t>SanPy’s documented Python API gives scripts and computational notebooks access to the same detection and analysis methods used by the desktop application. Extensible file loaders, measurements, and graphical plugins allow new research needs to be incorporated without creating a separate analysis system. SanPy supports analysis during electrophysiology experiments, offline analysis, and inspection of published analyzed datasets.</w:t>
+      </w:r>
+      <w:bookmarkEnd w:id="8"/>
+    </w:p>
+    <w:p>
+      <w:pPr>
+        <w:pStyle w:val="Heading3"/>
+        <w:rPr>
+          <w:i/>
+          <w:iCs/>
+        </w:rPr>
+      </w:pPr>
+      <w:bookmarkStart w:id="9" w:name="mapmanager"/>
+      <w:r>
+        <w:rPr>
+          <w:i/>
+          <w:iCs/>
+        </w:rPr>
+        <w:t>MapManager</w:t>
+      </w:r>
+    </w:p>
+    <w:p>
+      <w:pPr>
+        <w:pStyle w:val="FirstParagraph"/>
+        <w:rPr/>
+      </w:pPr>
+      <w:r>
+        <w:rPr/>
+        <w:t>Longitudinal three-dimensional microscopy studies require researchers to align images and identify the same biological structures across imaging sessions that may span weeks or months. MapManager is routinely used with longitudinal datasets acquired from awake, behaving mice. It allows researchers to examine the persistence, addition, elimination, movement, and fluorescence intensity of structures such as dendritic spines and cell bodies.</w:t>
+      </w:r>
+    </w:p>
+    <w:p>
+      <w:pPr>
+        <w:pStyle w:val="BodyText"/>
+        <w:rPr/>
+      </w:pPr>
+      <w:r>
+        <w:rPr/>
+        <w:t>The established Igor Pro version of MapManager automatically aligns images between time points and semi-automatically identifies corresponding annotations across sessions. Researchers can trace neuronal dendritic segments, and MapManager automatically connects each annotated spine to its parent segment. It creates regions of interest for each spine that include the spine, its dendritic segment, and associated ground-truth background measurements. These intensity measurements support longitudinal analysis of submicron, diffraction-limited dendritic spines. Researchers can visualize, annotate, measure, and curate collections containing tens of thousands of annotations. This workflow has supported at least five peer-reviewed publications.</w:t>
+      </w:r>
+    </w:p>
+    <w:p>
+      <w:pPr>
+        <w:pStyle w:val="BodyText"/>
+        <w:rPr/>
+      </w:pPr>
+      <w:r>
+        <w:rPr/>
+        <w:t>I am rebuilding this proven workflow as an open-source, extensible, and reproducible software ecosystem. The modern MapManager is under active development and reduces dependence on proprietary software while making its longitudinal-analysis methods easier to reuse, extend, and share.</w:t>
+      </w:r>
+    </w:p>
+    <w:p>
+      <w:pPr>
+        <w:pStyle w:val="BodyText"/>
+        <w:rPr/>
+      </w:pPr>
+      <w:r>
+        <w:rPr/>
+        <w:t>MapManagerCore provides the shared Python API for the modern ecosystem. PyMapManager is the desktop application and also makes the analysis available through Python scripts and computational notebooks. WebMapManager is the browser application for visualizing, annotating, and analyzing time-series annotations and three-dimensional image volumes. A working WebMapManager application is publicly available. Together, these components are designed to provide consistent scientific methods through desktop, browser, scripting, and notebook workflows.</w:t>
+      </w:r>
+      <w:bookmarkEnd w:id="9"/>
+    </w:p>
+    <w:p>
+      <w:pPr>
+        <w:pStyle w:val="Heading3"/>
+        <w:rPr>
+          <w:i/>
+          <w:iCs/>
+        </w:rPr>
+      </w:pPr>
+      <w:bookmarkStart w:id="10" w:name="pie"/>
+      <w:r>
+        <w:rPr>
+          <w:i/>
+          <w:iCs/>
+        </w:rPr>
+        <w:t>PiE</w:t>
+      </w:r>
+    </w:p>
+    <w:p>
+      <w:pPr>
+        <w:pStyle w:val="FirstParagraph"/>
+        <w:rPr/>
+      </w:pPr>
+      <w:r>
+        <w:rPr/>
+        <w:t xml:space="preserve">Behavioral experiments often require custom hardware control, video acquisition, environmental monitoring, and behavioral scoring. </w:t>
+      </w:r>
+      <w:hyperlink r:id="rId9">
+        <w:r>
+          <w:rPr>
+            <w:rStyle w:val="Hyperlink"/>
+          </w:rPr>
+          <w:t>PiE</w:t>
+        </w:r>
+      </w:hyperlink>
+      <w:r>
+        <w:rPr/>
+        <w:t xml:space="preserve"> is an open-source system for building reproducible home-cage behavioral experiments. Detailed construction instructions and modular, commercially available components allow an individual behavior-box design to be replicated across an array of boxes.</w:t>
+      </w:r>
+    </w:p>
+    <w:p>
+      <w:pPr>
+        <w:pStyle w:val="BodyText"/>
+        <w:rPr/>
+      </w:pPr>
+      <w:r>
+        <w:rPr/>
+        <w:t>Each behavior box can record and stream video, control white and infrared lighting and ventilation, monitor temperature and humidity, and log experimental events alongside the video. A web interface allows experiments to be configured, controlled, and monitored remotely, reducing the need for experimenters to remain beside the apparatus and potentially influence behavior.</w:t>
+      </w:r>
+    </w:p>
+    <w:p>
+      <w:pPr>
+        <w:pStyle w:val="BodyText"/>
+        <w:rPr/>
+      </w:pPr>
+      <w:r>
+        <w:rPr/>
+        <w:t>PiE can control and monitor any number of behavior boxes through a centralized web interface. System status, live video monitoring, remote controls, and file synchronization allow experiments to run in parallel and scale from one box to an array. PiE also provides an intuitive, general-purpose desktop application for behavioral scoring that allows researchers to annotate events and perform blinded scoring of randomized video segments. Together, these capabilities allow PiE to acquire around-the-clock video from multiple behavior boxes in parallel, control and monitor experiments remotely to reduce experimenter-induced changes in behavior, and support blinded and randomized behavioral scoring for more reproducible analysis of variable animal behavior.</w:t>
+      </w:r>
+      <w:bookmarkEnd w:id="10"/>
+    </w:p>
+    <w:p>
+      <w:pPr>
+        <w:pStyle w:val="Heading3"/>
+        <w:rPr>
+          <w:i/>
+          <w:iCs/>
+        </w:rPr>
+      </w:pPr>
+      <w:bookmarkStart w:id="11" w:name="brightest-path"/>
+      <w:r>
+        <w:rPr>
+          <w:i/>
+          <w:iCs/>
+        </w:rPr>
+        <w:t>Brightest Path</w:t>
+      </w:r>
+    </w:p>
+    <w:p>
+      <w:pPr>
+        <w:pStyle w:val="FirstParagraph"/>
+        <w:rPr/>
+      </w:pPr>
+      <w:r>
+        <w:rPr/>
+        <w:t xml:space="preserve">Tracing filament-like structures is a common problem in scientific image analysis. Axons and dendritic segments are important examples because their paths must be followed through microscopy images before their morphology can be visualized and measured. </w:t>
+      </w:r>
+      <w:hyperlink r:id="rId10">
+        <w:r>
+          <w:rPr>
+            <w:rStyle w:val="Hyperlink"/>
+          </w:rPr>
+          <w:t>Brightest Path</w:t>
+        </w:r>
+      </w:hyperlink>
+      <w:r>
+        <w:rPr/>
+        <w:t xml:space="preserve"> allows a researcher to select start and end points in an n-dimensional image and calculates the brightest path between them. The resulting image coordinates provide a quantitative representation of the traced structure for subsequent visualization and analysis.</w:t>
+      </w:r>
+    </w:p>
+    <w:p>
+      <w:pPr>
+        <w:pStyle w:val="BodyText"/>
+        <w:rPr/>
+      </w:pPr>
+      <w:r>
+        <w:rPr/>
+        <w:t xml:space="preserve">The tested and documented Python library can be used in scientific applications, scripts, and computational notebooks. A separate </w:t>
+      </w:r>
+      <w:hyperlink r:id="rId11">
+        <w:r>
+          <w:rPr>
+            <w:rStyle w:val="Hyperlink"/>
+          </w:rPr>
+          <w:t>napari tracing plugin</w:t>
+        </w:r>
+      </w:hyperlink>
+      <w:r>
+        <w:rPr/>
+        <w:t xml:space="preserve"> provides an interactive graphical interface for tracing neuronal dendrites and axons with the same underlying implementation. This makes a common image-analysis method reusable without requiring each laboratory or software project to recreate the algorithm.</w:t>
       </w:r>
       <w:bookmarkEnd w:id="6"/>
-    </w:p>
-    <w:p>
-      <w:pPr>
-        <w:pStyle w:val="cvheader2"/>
-        <w:rPr/>
-      </w:pPr>
-      <w:bookmarkStart w:id="7" w:name="sanpy"/>
-      <w:r>
-        <w:rPr/>
-        <w:t>SanPy</w:t>
-      </w:r>
-    </w:p>
-    <w:p>
-      <w:pPr>
-        <w:pStyle w:val="cvbody"/>
-        <w:rPr/>
-      </w:pPr>
-      <w:r>
-        <w:rPr/>
-        <w:t>Electrophysiology analysis frequently depends on manual measurements or laboratory-specific scripts. SanPy provides automated action-potential detection, quantitative measurements, interactive visualization, plugins, and a documented Python API. Its graphical and scripting workflows use the same computational implementation for real-time experiments, offline analysis, and inspection of published analyzed datasets.</w:t>
-      </w:r>
-      <w:bookmarkEnd w:id="7"/>
-    </w:p>
-    <w:p>
-      <w:pPr>
-        <w:pStyle w:val="cvheader2"/>
-        <w:rPr/>
-      </w:pPr>
-      <w:bookmarkStart w:id="8" w:name="mapmanager"/>
-      <w:r>
-        <w:rPr/>
-        <w:t>MapManager</w:t>
-      </w:r>
-    </w:p>
-    <w:p>
-      <w:pPr>
-        <w:pStyle w:val="cvbody"/>
-        <w:rPr/>
-      </w:pPr>
-      <w:r>
-        <w:rPr/>
-        <w:t>Longitudinal microscopy studies require researchers to connect measurements across imaging sessions that may span weeks or months. MapManager provides an open-source platform for annotation, visualization, and quantitative analysis of neuronal structure over time. It supports interactive review and curation of collections containing tens of thousands of annotations.</w:t>
-      </w:r>
-      <w:bookmarkEnd w:id="8"/>
-    </w:p>
-    <w:p>
-      <w:pPr>
-        <w:pStyle w:val="cvheader2"/>
-        <w:rPr/>
-      </w:pPr>
-      <w:bookmarkStart w:id="9" w:name="pie"/>
-      <w:r>
-        <w:rPr/>
-        <w:t>PiE</w:t>
-      </w:r>
-    </w:p>
-    <w:p>
-      <w:pPr>
-        <w:pStyle w:val="cvbody"/>
-        <w:rPr/>
-      </w:pPr>
-      <w:r>
-        <w:rPr/>
-        <w:t>Behavioral experiments often require custom hardware control, data acquisition, monitoring, and analysis. PiE integrates these functions through a web interface that supports remote experiment control and video monitoring. It reduces experimenter interference while providing a reusable framework for behavioral research.</w:t>
-      </w:r>
-      <w:bookmarkEnd w:id="9"/>
-    </w:p>
-    <w:p>
-      <w:pPr>
-        <w:pStyle w:val="cvheader2"/>
-        <w:rPr/>
-      </w:pPr>
-      <w:bookmarkStart w:id="10" w:name="brightest-path"/>
-      <w:r>
-        <w:rPr/>
-        <w:t>Brightest Path</w:t>
-      </w:r>
-    </w:p>
-    <w:p>
-      <w:pPr>
-        <w:pStyle w:val="cvbody"/>
-        <w:rPr/>
-      </w:pPr>
-      <w:r>
-        <w:rPr/>
-        <w:t>Brightest Path provides a tested, documented Python package for tracing brightest paths through n-dimensional scientific images. It makes a reusable image-analysis method available to other scientific projects without requiring each project to reimplement the algorithm.</w:t>
-      </w:r>
-      <w:bookmarkEnd w:id="10"/>
+      <w:bookmarkEnd w:id="11"/>
     </w:p>
     <w:p>
       <w:pPr>
@@ -593,11 +759,11 @@
         <w:tblLook w:noHBand="0" w:lastColumn="0" w:firstColumn="0" w:lastRow="0" w:firstRow="1" w:noVBand="0" w:val="0020"/>
       </w:tblPr>
       <w:tblGrid>
-        <w:gridCol w:w="2040"/>
+        <w:gridCol w:w="2037"/>
         <w:gridCol w:w="3829"/>
-        <w:gridCol w:w="1172"/>
-        <w:gridCol w:w="1799"/>
-        <w:gridCol w:w="1384"/>
+        <w:gridCol w:w="1175"/>
+        <w:gridCol w:w="1796"/>
+        <w:gridCol w:w="1387"/>
       </w:tblGrid>
       <w:tr>
         <w:trPr>
@@ -605,7 +771,7 @@
         </w:trPr>
         <w:tc>
           <w:tcPr>
-            <w:tcW w:w="2040" w:type="dxa"/>
+            <w:tcW w:w="2037" w:type="dxa"/>
             <w:tcBorders>
               <w:top w:val="single" w:sz="4" w:space="0" w:color="000000"/>
               <w:start w:val="single" w:sz="4" w:space="0" w:color="000000"/>
@@ -618,19 +784,16 @@
               <w:widowControl/>
               <w:spacing w:before="36" w:after="36"/>
               <w:rPr>
-                <w:rFonts w:ascii="Arial" w:hAnsi="Arial" w:eastAsia="" w:cs=""/>
-                <w:kern w:val="0"/>
-                <w:sz w:val="22"/>
-                <w:szCs w:val="22"/>
-                <w:lang w:val="en-US" w:eastAsia="zh-CN" w:bidi="ar-SA"/>
+                <w:sz w:val="20"/>
+                <w:szCs w:val="20"/>
               </w:rPr>
             </w:pPr>
             <w:r>
               <w:rPr>
                 <w:rFonts w:eastAsia="" w:cs=""/>
                 <w:kern w:val="0"/>
-                <w:sz w:val="22"/>
-                <w:szCs w:val="22"/>
+                <w:sz w:val="20"/>
+                <w:szCs w:val="20"/>
                 <w:lang w:val="en-US" w:eastAsia="zh-CN" w:bidi="ar-SA"/>
               </w:rPr>
               <w:t>CloudScope</w:t>
@@ -652,19 +815,16 @@
               <w:widowControl/>
               <w:spacing w:before="36" w:after="36"/>
               <w:rPr>
-                <w:rFonts w:ascii="Arial" w:hAnsi="Arial" w:eastAsia="" w:cs=""/>
-                <w:kern w:val="0"/>
-                <w:sz w:val="22"/>
-                <w:szCs w:val="22"/>
-                <w:lang w:val="en-US" w:eastAsia="zh-CN" w:bidi="ar-SA"/>
+                <w:sz w:val="20"/>
+                <w:szCs w:val="20"/>
               </w:rPr>
             </w:pPr>
             <w:r>
               <w:rPr>
                 <w:rFonts w:eastAsia="" w:cs=""/>
                 <w:kern w:val="0"/>
-                <w:sz w:val="22"/>
-                <w:szCs w:val="22"/>
+                <w:sz w:val="20"/>
+                <w:szCs w:val="20"/>
                 <w:lang w:val="en-US" w:eastAsia="zh-CN" w:bidi="ar-SA"/>
               </w:rPr>
               <w:t>Graphical analysis and curation of microscopy data</w:t>
@@ -673,7 +833,7 @@
         </w:tc>
         <w:tc>
           <w:tcPr>
-            <w:tcW w:w="1172" w:type="dxa"/>
+            <w:tcW w:w="1175" w:type="dxa"/>
             <w:tcBorders>
               <w:top w:val="single" w:sz="4" w:space="0" w:color="000000"/>
               <w:start w:val="single" w:sz="4" w:space="0" w:color="000000"/>
@@ -685,21 +845,16 @@
               <w:pStyle w:val="Compact"/>
               <w:widowControl/>
               <w:spacing w:before="36" w:after="36"/>
-              <w:rPr>
-                <w:rFonts w:eastAsia="" w:cs=""/>
-                <w:kern w:val="0"/>
-                <w:szCs w:val="24"/>
-                <w:lang w:val="en-US" w:eastAsia="zh-CN" w:bidi="ar-SA"/>
-              </w:rPr>
+              <w:rPr/>
             </w:pPr>
-            <w:hyperlink r:id="rId8">
+            <w:hyperlink r:id="rId12">
               <w:r>
                 <w:rPr>
                   <w:rStyle w:val="Hyperlink"/>
                   <w:rFonts w:eastAsia="" w:cs=""/>
                   <w:kern w:val="0"/>
-                  <w:sz w:val="22"/>
-                  <w:szCs w:val="22"/>
+                  <w:sz w:val="20"/>
+                  <w:szCs w:val="20"/>
                   <w:lang w:val="en-US" w:eastAsia="zh-CN" w:bidi="ar-SA"/>
                 </w:rPr>
                 <w:t>GitHub</w:t>
@@ -709,7 +864,7 @@
         </w:tc>
         <w:tc>
           <w:tcPr>
-            <w:tcW w:w="1799" w:type="dxa"/>
+            <w:tcW w:w="1796" w:type="dxa"/>
             <w:tcBorders>
               <w:top w:val="single" w:sz="4" w:space="0" w:color="000000"/>
               <w:start w:val="single" w:sz="4" w:space="0" w:color="000000"/>
@@ -721,21 +876,16 @@
               <w:pStyle w:val="Compact"/>
               <w:widowControl/>
               <w:spacing w:before="36" w:after="36"/>
-              <w:rPr>
-                <w:rFonts w:eastAsia="" w:cs=""/>
-                <w:kern w:val="0"/>
-                <w:szCs w:val="24"/>
-                <w:lang w:val="en-US" w:eastAsia="zh-CN" w:bidi="ar-SA"/>
-              </w:rPr>
+              <w:rPr/>
             </w:pPr>
-            <w:hyperlink r:id="rId9">
+            <w:hyperlink r:id="rId13">
               <w:r>
                 <w:rPr>
                   <w:rStyle w:val="Hyperlink"/>
                   <w:rFonts w:eastAsia="" w:cs=""/>
                   <w:kern w:val="0"/>
-                  <w:sz w:val="22"/>
-                  <w:szCs w:val="22"/>
+                  <w:sz w:val="20"/>
+                  <w:szCs w:val="20"/>
                   <w:lang w:val="en-US" w:eastAsia="zh-CN" w:bidi="ar-SA"/>
                 </w:rPr>
                 <w:t>Documentation</w:t>
@@ -745,7 +895,7 @@
         </w:tc>
         <w:tc>
           <w:tcPr>
-            <w:tcW w:w="1384" w:type="dxa"/>
+            <w:tcW w:w="1387" w:type="dxa"/>
             <w:tcBorders>
               <w:top w:val="single" w:sz="4" w:space="0" w:color="000000"/>
               <w:start w:val="single" w:sz="4" w:space="0" w:color="000000"/>
@@ -758,20 +908,15 @@
               <w:pStyle w:val="Compact"/>
               <w:widowControl/>
               <w:spacing w:before="36" w:after="36"/>
-              <w:rPr>
-                <w:rFonts w:eastAsia="" w:cs=""/>
-                <w:kern w:val="0"/>
-                <w:szCs w:val="24"/>
-                <w:lang w:val="en-US" w:eastAsia="zh-CN" w:bidi="ar-SA"/>
-              </w:rPr>
+              <w:rPr/>
             </w:pPr>
             <w:r>
               <w:rPr>
                 <w:rStyle w:val="Hyperlink"/>
                 <w:rFonts w:eastAsia="" w:cs=""/>
                 <w:kern w:val="0"/>
-                <w:sz w:val="22"/>
-                <w:szCs w:val="22"/>
+                <w:sz w:val="20"/>
+                <w:szCs w:val="20"/>
                 <w:lang w:val="en-US" w:eastAsia="zh-CN" w:bidi="ar-SA"/>
               </w:rPr>
               <w:t>Web App</w:t>
@@ -783,7 +928,7 @@
         <w:trPr/>
         <w:tc>
           <w:tcPr>
-            <w:tcW w:w="2040" w:type="dxa"/>
+            <w:tcW w:w="2037" w:type="dxa"/>
             <w:tcBorders>
               <w:start w:val="single" w:sz="4" w:space="0" w:color="000000"/>
               <w:bottom w:val="single" w:sz="4" w:space="0" w:color="000000"/>
@@ -795,19 +940,16 @@
               <w:widowControl/>
               <w:spacing w:before="36" w:after="36"/>
               <w:rPr>
-                <w:rFonts w:ascii="Arial" w:hAnsi="Arial" w:eastAsia="" w:cs=""/>
-                <w:kern w:val="0"/>
-                <w:sz w:val="22"/>
-                <w:szCs w:val="22"/>
-                <w:lang w:val="en-US" w:eastAsia="zh-CN" w:bidi="ar-SA"/>
+                <w:sz w:val="20"/>
+                <w:szCs w:val="20"/>
               </w:rPr>
             </w:pPr>
             <w:r>
               <w:rPr>
                 <w:rFonts w:eastAsia="" w:cs=""/>
                 <w:kern w:val="0"/>
-                <w:sz w:val="22"/>
-                <w:szCs w:val="22"/>
+                <w:sz w:val="20"/>
+                <w:szCs w:val="20"/>
                 <w:lang w:val="en-US" w:eastAsia="zh-CN" w:bidi="ar-SA"/>
               </w:rPr>
               <w:t>AcqStore</w:t>
@@ -828,19 +970,16 @@
               <w:widowControl/>
               <w:spacing w:before="36" w:after="36"/>
               <w:rPr>
-                <w:rFonts w:ascii="Arial" w:hAnsi="Arial" w:eastAsia="" w:cs=""/>
-                <w:kern w:val="0"/>
-                <w:sz w:val="22"/>
-                <w:szCs w:val="22"/>
-                <w:lang w:val="en-US" w:eastAsia="zh-CN" w:bidi="ar-SA"/>
+                <w:sz w:val="20"/>
+                <w:szCs w:val="20"/>
               </w:rPr>
             </w:pPr>
             <w:r>
               <w:rPr>
                 <w:rFonts w:eastAsia="" w:cs=""/>
                 <w:kern w:val="0"/>
-                <w:sz w:val="22"/>
-                <w:szCs w:val="22"/>
+                <w:sz w:val="20"/>
+                <w:szCs w:val="20"/>
                 <w:lang w:val="en-US" w:eastAsia="zh-CN" w:bidi="ar-SA"/>
               </w:rPr>
               <w:t>Reproducible image loading, analysis, and data export</w:t>
@@ -849,7 +988,7 @@
         </w:tc>
         <w:tc>
           <w:tcPr>
-            <w:tcW w:w="1172" w:type="dxa"/>
+            <w:tcW w:w="1175" w:type="dxa"/>
             <w:tcBorders>
               <w:start w:val="single" w:sz="4" w:space="0" w:color="000000"/>
               <w:bottom w:val="single" w:sz="4" w:space="0" w:color="000000"/>
@@ -860,21 +999,16 @@
               <w:pStyle w:val="Compact"/>
               <w:widowControl/>
               <w:spacing w:before="36" w:after="36"/>
-              <w:rPr>
-                <w:rFonts w:eastAsia="" w:cs=""/>
-                <w:kern w:val="0"/>
-                <w:szCs w:val="24"/>
-                <w:lang w:val="en-US" w:eastAsia="zh-CN" w:bidi="ar-SA"/>
-              </w:rPr>
+              <w:rPr/>
             </w:pPr>
-            <w:hyperlink r:id="rId10">
+            <w:hyperlink r:id="rId14">
               <w:r>
                 <w:rPr>
                   <w:rStyle w:val="Hyperlink"/>
                   <w:rFonts w:eastAsia="" w:cs=""/>
                   <w:kern w:val="0"/>
-                  <w:sz w:val="22"/>
-                  <w:szCs w:val="22"/>
+                  <w:sz w:val="20"/>
+                  <w:szCs w:val="20"/>
                   <w:lang w:val="en-US" w:eastAsia="zh-CN" w:bidi="ar-SA"/>
                 </w:rPr>
                 <w:t>GitHub</w:t>
@@ -884,7 +1018,7 @@
         </w:tc>
         <w:tc>
           <w:tcPr>
-            <w:tcW w:w="1799" w:type="dxa"/>
+            <w:tcW w:w="1796" w:type="dxa"/>
             <w:tcBorders>
               <w:start w:val="single" w:sz="4" w:space="0" w:color="000000"/>
               <w:bottom w:val="single" w:sz="4" w:space="0" w:color="000000"/>
@@ -895,21 +1029,16 @@
               <w:pStyle w:val="Compact"/>
               <w:widowControl/>
               <w:spacing w:before="36" w:after="36"/>
-              <w:rPr>
-                <w:rFonts w:eastAsia="" w:cs=""/>
-                <w:kern w:val="0"/>
-                <w:szCs w:val="24"/>
-                <w:lang w:val="en-US" w:eastAsia="zh-CN" w:bidi="ar-SA"/>
-              </w:rPr>
+              <w:rPr/>
             </w:pPr>
-            <w:hyperlink r:id="rId11">
+            <w:hyperlink r:id="rId15">
               <w:r>
                 <w:rPr>
                   <w:rStyle w:val="Hyperlink"/>
                   <w:rFonts w:eastAsia="" w:cs=""/>
                   <w:kern w:val="0"/>
-                  <w:sz w:val="22"/>
-                  <w:szCs w:val="22"/>
+                  <w:sz w:val="20"/>
+                  <w:szCs w:val="20"/>
                   <w:lang w:val="en-US" w:eastAsia="zh-CN" w:bidi="ar-SA"/>
                 </w:rPr>
                 <w:t>Documentation</w:t>
@@ -919,7 +1048,7 @@
         </w:tc>
         <w:tc>
           <w:tcPr>
-            <w:tcW w:w="1384" w:type="dxa"/>
+            <w:tcW w:w="1387" w:type="dxa"/>
             <w:tcBorders>
               <w:start w:val="single" w:sz="4" w:space="0" w:color="000000"/>
               <w:bottom w:val="single" w:sz="4" w:space="0" w:color="000000"/>
@@ -934,8 +1063,8 @@
               <w:rPr>
                 <w:rFonts w:ascii="Arial" w:hAnsi="Arial" w:eastAsia="" w:cs=""/>
                 <w:kern w:val="0"/>
-                <w:sz w:val="22"/>
-                <w:szCs w:val="22"/>
+                <w:sz w:val="20"/>
+                <w:szCs w:val="20"/>
                 <w:lang w:val="en-US" w:eastAsia="zh-CN" w:bidi="ar-SA"/>
               </w:rPr>
             </w:pPr>
@@ -943,8 +1072,8 @@
               <w:rPr>
                 <w:rFonts w:eastAsia="" w:cs=""/>
                 <w:kern w:val="0"/>
-                <w:sz w:val="22"/>
-                <w:szCs w:val="22"/>
+                <w:sz w:val="20"/>
+                <w:szCs w:val="20"/>
                 <w:lang w:val="en-US" w:eastAsia="zh-CN" w:bidi="ar-SA"/>
               </w:rPr>
             </w:r>
@@ -955,7 +1084,7 @@
         <w:trPr/>
         <w:tc>
           <w:tcPr>
-            <w:tcW w:w="2040" w:type="dxa"/>
+            <w:tcW w:w="2037" w:type="dxa"/>
             <w:tcBorders>
               <w:start w:val="single" w:sz="4" w:space="0" w:color="000000"/>
               <w:bottom w:val="single" w:sz="4" w:space="0" w:color="000000"/>
@@ -967,19 +1096,16 @@
               <w:widowControl/>
               <w:spacing w:before="36" w:after="36"/>
               <w:rPr>
-                <w:rFonts w:ascii="Arial" w:hAnsi="Arial" w:eastAsia="" w:cs=""/>
-                <w:kern w:val="0"/>
-                <w:sz w:val="22"/>
-                <w:szCs w:val="22"/>
-                <w:lang w:val="en-US" w:eastAsia="zh-CN" w:bidi="ar-SA"/>
+                <w:sz w:val="20"/>
+                <w:szCs w:val="20"/>
               </w:rPr>
             </w:pPr>
             <w:r>
               <w:rPr>
                 <w:rFonts w:eastAsia="" w:cs=""/>
                 <w:kern w:val="0"/>
-                <w:sz w:val="22"/>
-                <w:szCs w:val="22"/>
+                <w:sz w:val="20"/>
+                <w:szCs w:val="20"/>
                 <w:lang w:val="en-US" w:eastAsia="zh-CN" w:bidi="ar-SA"/>
               </w:rPr>
               <w:t>CloudScope-Web</w:t>
@@ -1000,19 +1126,16 @@
               <w:widowControl/>
               <w:spacing w:before="36" w:after="36"/>
               <w:rPr>
-                <w:rFonts w:ascii="Arial" w:hAnsi="Arial" w:eastAsia="" w:cs=""/>
-                <w:kern w:val="0"/>
-                <w:sz w:val="22"/>
-                <w:szCs w:val="22"/>
-                <w:lang w:val="en-US" w:eastAsia="zh-CN" w:bidi="ar-SA"/>
+                <w:sz w:val="20"/>
+                <w:szCs w:val="20"/>
               </w:rPr>
             </w:pPr>
             <w:r>
               <w:rPr>
                 <w:rFonts w:eastAsia="" w:cs=""/>
                 <w:kern w:val="0"/>
-                <w:sz w:val="22"/>
-                <w:szCs w:val="22"/>
+                <w:sz w:val="20"/>
+                <w:szCs w:val="20"/>
                 <w:lang w:val="en-US" w:eastAsia="zh-CN" w:bidi="ar-SA"/>
               </w:rPr>
               <w:t>Interactive publication of imaging data and results</w:t>
@@ -1021,7 +1144,99 @@
         </w:tc>
         <w:tc>
           <w:tcPr>
-            <w:tcW w:w="1172" w:type="dxa"/>
+            <w:tcW w:w="1175" w:type="dxa"/>
+            <w:tcBorders>
+              <w:start w:val="single" w:sz="4" w:space="0" w:color="000000"/>
+              <w:bottom w:val="single" w:sz="4" w:space="0" w:color="000000"/>
+            </w:tcBorders>
+          </w:tcPr>
+          <w:p>
+            <w:pPr>
+              <w:pStyle w:val="Compact"/>
+              <w:widowControl/>
+              <w:spacing w:before="36" w:after="36"/>
+              <w:rPr/>
+            </w:pPr>
+            <w:hyperlink r:id="rId16">
+              <w:r>
+                <w:rPr>
+                  <w:rStyle w:val="Hyperlink"/>
+                  <w:rFonts w:eastAsia="" w:cs=""/>
+                  <w:kern w:val="0"/>
+                  <w:sz w:val="20"/>
+                  <w:szCs w:val="20"/>
+                  <w:lang w:val="en-US" w:eastAsia="zh-CN" w:bidi="ar-SA"/>
+                </w:rPr>
+                <w:t>GitHub</w:t>
+              </w:r>
+            </w:hyperlink>
+          </w:p>
+        </w:tc>
+        <w:tc>
+          <w:tcPr>
+            <w:tcW w:w="1796" w:type="dxa"/>
+            <w:tcBorders>
+              <w:start w:val="single" w:sz="4" w:space="0" w:color="000000"/>
+              <w:bottom w:val="single" w:sz="4" w:space="0" w:color="000000"/>
+            </w:tcBorders>
+          </w:tcPr>
+          <w:p>
+            <w:pPr>
+              <w:pStyle w:val="Compact"/>
+              <w:widowControl/>
+              <w:spacing w:before="36" w:after="36"/>
+              <w:rPr/>
+            </w:pPr>
+            <w:hyperlink r:id="rId17">
+              <w:r>
+                <w:rPr>
+                  <w:rStyle w:val="Hyperlink"/>
+                  <w:rFonts w:eastAsia="" w:cs=""/>
+                  <w:kern w:val="0"/>
+                  <w:sz w:val="20"/>
+                  <w:szCs w:val="20"/>
+                  <w:lang w:val="en-US" w:eastAsia="zh-CN" w:bidi="ar-SA"/>
+                </w:rPr>
+                <w:t>Documentation</w:t>
+              </w:r>
+            </w:hyperlink>
+          </w:p>
+        </w:tc>
+        <w:tc>
+          <w:tcPr>
+            <w:tcW w:w="1387" w:type="dxa"/>
+            <w:tcBorders>
+              <w:start w:val="single" w:sz="4" w:space="0" w:color="000000"/>
+              <w:bottom w:val="single" w:sz="4" w:space="0" w:color="000000"/>
+              <w:end w:val="single" w:sz="4" w:space="0" w:color="000000"/>
+            </w:tcBorders>
+          </w:tcPr>
+          <w:p>
+            <w:pPr>
+              <w:pStyle w:val="Compact"/>
+              <w:widowControl/>
+              <w:spacing w:before="36" w:after="36"/>
+              <w:rPr/>
+            </w:pPr>
+            <w:r>
+              <w:rPr>
+                <w:rStyle w:val="Hyperlink"/>
+                <w:rFonts w:eastAsia="" w:cs=""/>
+                <w:kern w:val="0"/>
+                <w:sz w:val="20"/>
+                <w:szCs w:val="20"/>
+                <w:lang w:val="en-US" w:eastAsia="zh-CN" w:bidi="ar-SA"/>
+              </w:rPr>
+              <w:t>Web App</w:t>
+            </w:r>
+          </w:p>
+        </w:tc>
+      </w:tr>
+      <w:tr>
+        <w:trPr/>
+        <w:tc>
+          <w:tcPr>
+            <w:tcW w:w="2037" w:type="dxa"/>
             <w:tcBorders>
               <w:start w:val="single" w:sz="4" w:space="0" w:color="000000"/>
               <w:bottom w:val="single" w:sz="4" w:space="0" w:color="000000"/>
@@ -1033,126 +1248,16 @@
               <w:widowControl/>
               <w:spacing w:before="36" w:after="36"/>
               <w:rPr>
-                <w:rFonts w:eastAsia="" w:cs=""/>
-                <w:kern w:val="0"/>
-                <w:szCs w:val="24"/>
-                <w:lang w:val="en-US" w:eastAsia="zh-CN" w:bidi="ar-SA"/>
-              </w:rPr>
-            </w:pPr>
-            <w:hyperlink r:id="rId12">
-              <w:r>
-                <w:rPr>
-                  <w:rStyle w:val="Hyperlink"/>
-                  <w:rFonts w:eastAsia="" w:cs=""/>
-                  <w:kern w:val="0"/>
-                  <w:sz w:val="22"/>
-                  <w:szCs w:val="22"/>
-                  <w:lang w:val="en-US" w:eastAsia="zh-CN" w:bidi="ar-SA"/>
-                </w:rPr>
-                <w:t>GitHub</w:t>
-              </w:r>
-            </w:hyperlink>
-          </w:p>
-        </w:tc>
-        <w:tc>
-          <w:tcPr>
-            <w:tcW w:w="1799" w:type="dxa"/>
-            <w:tcBorders>
-              <w:start w:val="single" w:sz="4" w:space="0" w:color="000000"/>
-              <w:bottom w:val="single" w:sz="4" w:space="0" w:color="000000"/>
-            </w:tcBorders>
-          </w:tcPr>
-          <w:p>
-            <w:pPr>
-              <w:pStyle w:val="Compact"/>
-              <w:widowControl/>
-              <w:spacing w:before="36" w:after="36"/>
-              <w:rPr>
-                <w:rFonts w:eastAsia="" w:cs=""/>
-                <w:kern w:val="0"/>
-                <w:szCs w:val="24"/>
-                <w:lang w:val="en-US" w:eastAsia="zh-CN" w:bidi="ar-SA"/>
-              </w:rPr>
-            </w:pPr>
-            <w:hyperlink r:id="rId13">
-              <w:r>
-                <w:rPr>
-                  <w:rStyle w:val="Hyperlink"/>
-                  <w:rFonts w:eastAsia="" w:cs=""/>
-                  <w:kern w:val="0"/>
-                  <w:sz w:val="22"/>
-                  <w:szCs w:val="22"/>
-                  <w:lang w:val="en-US" w:eastAsia="zh-CN" w:bidi="ar-SA"/>
-                </w:rPr>
-                <w:t>Documentation</w:t>
-              </w:r>
-            </w:hyperlink>
-          </w:p>
-        </w:tc>
-        <w:tc>
-          <w:tcPr>
-            <w:tcW w:w="1384" w:type="dxa"/>
-            <w:tcBorders>
-              <w:start w:val="single" w:sz="4" w:space="0" w:color="000000"/>
-              <w:bottom w:val="single" w:sz="4" w:space="0" w:color="000000"/>
-              <w:end w:val="single" w:sz="4" w:space="0" w:color="000000"/>
-            </w:tcBorders>
-          </w:tcPr>
-          <w:p>
-            <w:pPr>
-              <w:pStyle w:val="Compact"/>
-              <w:widowControl/>
-              <w:spacing w:before="36" w:after="36"/>
-              <w:rPr>
-                <w:rFonts w:eastAsia="" w:cs=""/>
-                <w:kern w:val="0"/>
-                <w:szCs w:val="24"/>
-                <w:lang w:val="en-US" w:eastAsia="zh-CN" w:bidi="ar-SA"/>
-              </w:rPr>
-            </w:pPr>
-            <w:r>
-              <w:rPr>
-                <w:rStyle w:val="Hyperlink"/>
-                <w:rFonts w:eastAsia="" w:cs=""/>
-                <w:kern w:val="0"/>
-                <w:sz w:val="22"/>
-                <w:szCs w:val="22"/>
-                <w:lang w:val="en-US" w:eastAsia="zh-CN" w:bidi="ar-SA"/>
-              </w:rPr>
-              <w:t>Web App</w:t>
-            </w:r>
-          </w:p>
-        </w:tc>
-      </w:tr>
-      <w:tr>
-        <w:trPr/>
-        <w:tc>
-          <w:tcPr>
-            <w:tcW w:w="2040" w:type="dxa"/>
-            <w:tcBorders>
-              <w:start w:val="single" w:sz="4" w:space="0" w:color="000000"/>
-              <w:bottom w:val="single" w:sz="4" w:space="0" w:color="000000"/>
-            </w:tcBorders>
-          </w:tcPr>
-          <w:p>
-            <w:pPr>
-              <w:pStyle w:val="Compact"/>
-              <w:widowControl/>
-              <w:spacing w:before="36" w:after="36"/>
-              <w:rPr>
-                <w:rFonts w:ascii="Arial" w:hAnsi="Arial" w:eastAsia="" w:cs=""/>
-                <w:kern w:val="0"/>
-                <w:sz w:val="22"/>
-                <w:szCs w:val="22"/>
-                <w:lang w:val="en-US" w:eastAsia="zh-CN" w:bidi="ar-SA"/>
+                <w:sz w:val="20"/>
+                <w:szCs w:val="20"/>
               </w:rPr>
             </w:pPr>
             <w:r>
               <w:rPr>
                 <w:rFonts w:eastAsia="" w:cs=""/>
                 <w:kern w:val="0"/>
-                <w:sz w:val="22"/>
-                <w:szCs w:val="22"/>
+                <w:sz w:val="20"/>
+                <w:szCs w:val="20"/>
                 <w:lang w:val="en-US" w:eastAsia="zh-CN" w:bidi="ar-SA"/>
               </w:rPr>
               <w:t>SanPy</w:t>
@@ -1173,19 +1278,16 @@
               <w:widowControl/>
               <w:spacing w:before="36" w:after="36"/>
               <w:rPr>
-                <w:rFonts w:ascii="Arial" w:hAnsi="Arial" w:eastAsia="" w:cs=""/>
-                <w:kern w:val="0"/>
-                <w:sz w:val="22"/>
-                <w:szCs w:val="22"/>
-                <w:lang w:val="en-US" w:eastAsia="zh-CN" w:bidi="ar-SA"/>
+                <w:sz w:val="20"/>
+                <w:szCs w:val="20"/>
               </w:rPr>
             </w:pPr>
             <w:r>
               <w:rPr>
                 <w:rFonts w:eastAsia="" w:cs=""/>
                 <w:kern w:val="0"/>
-                <w:sz w:val="22"/>
-                <w:szCs w:val="22"/>
+                <w:sz w:val="20"/>
+                <w:szCs w:val="20"/>
                 <w:lang w:val="en-US" w:eastAsia="zh-CN" w:bidi="ar-SA"/>
               </w:rPr>
               <w:t>Electrophysiology analysis and visualization</w:t>
@@ -1194,7 +1296,7 @@
         </w:tc>
         <w:tc>
           <w:tcPr>
-            <w:tcW w:w="1172" w:type="dxa"/>
+            <w:tcW w:w="1175" w:type="dxa"/>
             <w:tcBorders>
               <w:start w:val="single" w:sz="4" w:space="0" w:color="000000"/>
               <w:bottom w:val="single" w:sz="4" w:space="0" w:color="000000"/>
@@ -1205,21 +1307,16 @@
               <w:pStyle w:val="Compact"/>
               <w:widowControl/>
               <w:spacing w:before="36" w:after="36"/>
-              <w:rPr>
-                <w:rFonts w:eastAsia="" w:cs=""/>
-                <w:kern w:val="0"/>
-                <w:szCs w:val="24"/>
-                <w:lang w:val="en-US" w:eastAsia="zh-CN" w:bidi="ar-SA"/>
-              </w:rPr>
+              <w:rPr/>
             </w:pPr>
-            <w:hyperlink r:id="rId14">
+            <w:hyperlink r:id="rId18">
               <w:r>
                 <w:rPr>
                   <w:rStyle w:val="Hyperlink"/>
                   <w:rFonts w:eastAsia="" w:cs=""/>
                   <w:kern w:val="0"/>
-                  <w:sz w:val="22"/>
-                  <w:szCs w:val="22"/>
+                  <w:sz w:val="20"/>
+                  <w:szCs w:val="20"/>
                   <w:lang w:val="en-US" w:eastAsia="zh-CN" w:bidi="ar-SA"/>
                 </w:rPr>
                 <w:t>GitHub</w:t>
@@ -1229,7 +1326,7 @@
         </w:tc>
         <w:tc>
           <w:tcPr>
-            <w:tcW w:w="1799" w:type="dxa"/>
+            <w:tcW w:w="1796" w:type="dxa"/>
             <w:tcBorders>
               <w:start w:val="single" w:sz="4" w:space="0" w:color="000000"/>
               <w:bottom w:val="single" w:sz="4" w:space="0" w:color="000000"/>
@@ -1240,21 +1337,16 @@
               <w:pStyle w:val="Compact"/>
               <w:widowControl/>
               <w:spacing w:before="36" w:after="36"/>
-              <w:rPr>
-                <w:rFonts w:eastAsia="" w:cs=""/>
-                <w:kern w:val="0"/>
-                <w:szCs w:val="24"/>
-                <w:lang w:val="en-US" w:eastAsia="zh-CN" w:bidi="ar-SA"/>
-              </w:rPr>
+              <w:rPr/>
             </w:pPr>
-            <w:hyperlink r:id="rId15">
+            <w:hyperlink r:id="rId19">
               <w:r>
                 <w:rPr>
                   <w:rStyle w:val="Hyperlink"/>
                   <w:rFonts w:eastAsia="" w:cs=""/>
                   <w:kern w:val="0"/>
-                  <w:sz w:val="22"/>
-                  <w:szCs w:val="22"/>
+                  <w:sz w:val="20"/>
+                  <w:szCs w:val="20"/>
                   <w:lang w:val="en-US" w:eastAsia="zh-CN" w:bidi="ar-SA"/>
                 </w:rPr>
                 <w:t>Documentation</w:t>
@@ -1264,7 +1356,7 @@
         </w:tc>
         <w:tc>
           <w:tcPr>
-            <w:tcW w:w="1384" w:type="dxa"/>
+            <w:tcW w:w="1387" w:type="dxa"/>
             <w:tcBorders>
               <w:start w:val="single" w:sz="4" w:space="0" w:color="000000"/>
               <w:bottom w:val="single" w:sz="4" w:space="0" w:color="000000"/>
@@ -1279,8 +1371,8 @@
               <w:rPr>
                 <w:rFonts w:ascii="Arial" w:hAnsi="Arial" w:eastAsia="" w:cs=""/>
                 <w:kern w:val="0"/>
-                <w:sz w:val="22"/>
-                <w:szCs w:val="22"/>
+                <w:sz w:val="20"/>
+                <w:szCs w:val="20"/>
                 <w:lang w:val="en-US" w:eastAsia="zh-CN" w:bidi="ar-SA"/>
               </w:rPr>
             </w:pPr>
@@ -1288,8 +1380,8 @@
               <w:rPr>
                 <w:rFonts w:eastAsia="" w:cs=""/>
                 <w:kern w:val="0"/>
-                <w:sz w:val="22"/>
-                <w:szCs w:val="22"/>
+                <w:sz w:val="20"/>
+                <w:szCs w:val="20"/>
                 <w:lang w:val="en-US" w:eastAsia="zh-CN" w:bidi="ar-SA"/>
               </w:rPr>
             </w:r>
@@ -1300,7 +1392,7 @@
         <w:trPr/>
         <w:tc>
           <w:tcPr>
-            <w:tcW w:w="2040" w:type="dxa"/>
+            <w:tcW w:w="2037" w:type="dxa"/>
             <w:tcBorders>
               <w:start w:val="single" w:sz="4" w:space="0" w:color="000000"/>
               <w:bottom w:val="single" w:sz="4" w:space="0" w:color="000000"/>
@@ -1312,17 +1404,16 @@
               <w:widowControl/>
               <w:spacing w:before="36" w:after="36"/>
               <w:rPr>
-                <w:rFonts w:eastAsia="" w:cs=""/>
-                <w:kern w:val="0"/>
-                <w:szCs w:val="24"/>
-                <w:lang w:val="en-US" w:eastAsia="zh-CN" w:bidi="ar-SA"/>
+                <w:sz w:val="20"/>
+                <w:szCs w:val="20"/>
               </w:rPr>
             </w:pPr>
             <w:r>
               <w:rPr>
                 <w:rFonts w:eastAsia="" w:cs=""/>
                 <w:kern w:val="0"/>
-                <w:szCs w:val="24"/>
+                <w:sz w:val="20"/>
+                <w:szCs w:val="20"/>
                 <w:lang w:val="en-US" w:eastAsia="zh-CN" w:bidi="ar-SA"/>
               </w:rPr>
               <w:t>MapManager</w:t>
@@ -1343,17 +1434,16 @@
               <w:widowControl/>
               <w:spacing w:before="36" w:after="36"/>
               <w:rPr>
-                <w:rFonts w:eastAsia="" w:cs=""/>
-                <w:kern w:val="0"/>
-                <w:szCs w:val="24"/>
-                <w:lang w:val="en-US" w:eastAsia="zh-CN" w:bidi="ar-SA"/>
+                <w:sz w:val="20"/>
+                <w:szCs w:val="20"/>
               </w:rPr>
             </w:pPr>
             <w:r>
               <w:rPr>
                 <w:rFonts w:eastAsia="" w:cs=""/>
                 <w:kern w:val="0"/>
-                <w:szCs w:val="24"/>
+                <w:sz w:val="20"/>
+                <w:szCs w:val="20"/>
                 <w:lang w:val="en-US" w:eastAsia="zh-CN" w:bidi="ar-SA"/>
               </w:rPr>
               <w:t>Longitudinal analysis of neuronal structure</w:t>
@@ -1362,7 +1452,112 @@
         </w:tc>
         <w:tc>
           <w:tcPr>
-            <w:tcW w:w="1172" w:type="dxa"/>
+            <w:tcW w:w="1175" w:type="dxa"/>
+            <w:tcBorders>
+              <w:start w:val="single" w:sz="4" w:space="0" w:color="000000"/>
+              <w:bottom w:val="single" w:sz="4" w:space="0" w:color="000000"/>
+            </w:tcBorders>
+          </w:tcPr>
+          <w:p>
+            <w:pPr>
+              <w:pStyle w:val="Compact"/>
+              <w:widowControl/>
+              <w:spacing w:before="36" w:after="36"/>
+              <w:rPr/>
+            </w:pPr>
+            <w:hyperlink r:id="rId20">
+              <w:r>
+                <w:rPr>
+                  <w:rStyle w:val="Hyperlink"/>
+                  <w:rFonts w:eastAsia="" w:cs=""/>
+                  <w:kern w:val="0"/>
+                  <w:sz w:val="20"/>
+                  <w:szCs w:val="20"/>
+                  <w:lang w:val="en-US" w:eastAsia="zh-CN" w:bidi="ar-SA"/>
+                </w:rPr>
+                <w:t>GitHub</w:t>
+              </w:r>
+            </w:hyperlink>
+          </w:p>
+        </w:tc>
+        <w:tc>
+          <w:tcPr>
+            <w:tcW w:w="1796" w:type="dxa"/>
+            <w:tcBorders>
+              <w:start w:val="single" w:sz="4" w:space="0" w:color="000000"/>
+              <w:bottom w:val="single" w:sz="4" w:space="0" w:color="000000"/>
+            </w:tcBorders>
+          </w:tcPr>
+          <w:p>
+            <w:pPr>
+              <w:pStyle w:val="Compact"/>
+              <w:widowControl/>
+              <w:spacing w:before="36" w:after="36"/>
+              <w:rPr/>
+            </w:pPr>
+            <w:hyperlink r:id="rId21">
+              <w:r>
+                <w:rPr>
+                  <w:rStyle w:val="Hyperlink"/>
+                  <w:rFonts w:eastAsia="" w:cs=""/>
+                  <w:kern w:val="0"/>
+                  <w:sz w:val="20"/>
+                  <w:szCs w:val="20"/>
+                  <w:lang w:val="en-US" w:eastAsia="zh-CN" w:bidi="ar-SA"/>
+                </w:rPr>
+                <w:t>Documentation</w:t>
+              </w:r>
+            </w:hyperlink>
+          </w:p>
+        </w:tc>
+        <w:tc>
+          <w:tcPr>
+            <w:tcW w:w="1387" w:type="dxa"/>
+            <w:tcBorders>
+              <w:start w:val="single" w:sz="4" w:space="0" w:color="000000"/>
+              <w:bottom w:val="single" w:sz="4" w:space="0" w:color="000000"/>
+              <w:end w:val="single" w:sz="4" w:space="0" w:color="000000"/>
+            </w:tcBorders>
+          </w:tcPr>
+          <w:p>
+            <w:pPr>
+              <w:pStyle w:val="Compact"/>
+              <w:widowControl/>
+              <w:spacing w:before="36" w:after="36"/>
+              <w:rPr/>
+            </w:pPr>
+            <w:hyperlink r:id="rId22">
+              <w:r>
+                <w:rPr>
+                  <w:rStyle w:val="Hyperlink"/>
+                  <w:rFonts w:eastAsia="" w:cs=""/>
+                  <w:kern w:val="0"/>
+                  <w:sz w:val="20"/>
+                  <w:szCs w:val="20"/>
+                  <w:lang w:val="en-US" w:eastAsia="zh-CN" w:bidi="ar-SA"/>
+                </w:rPr>
+                <w:t>W</w:t>
+              </w:r>
+            </w:hyperlink>
+            <w:r>
+              <w:rPr>
+                <w:rStyle w:val="Hyperlink"/>
+                <w:rFonts w:eastAsia="" w:cs=""/>
+                <w:kern w:val="0"/>
+                <w:sz w:val="20"/>
+                <w:szCs w:val="20"/>
+                <w:lang w:val="en-US" w:eastAsia="zh-CN" w:bidi="ar-SA"/>
+              </w:rPr>
+              <w:t>eb App</w:t>
+            </w:r>
+          </w:p>
+        </w:tc>
+      </w:tr>
+      <w:tr>
+        <w:trPr/>
+        <w:tc>
+          <w:tcPr>
+            <w:tcW w:w="2037" w:type="dxa"/>
             <w:tcBorders>
               <w:start w:val="single" w:sz="4" w:space="0" w:color="000000"/>
               <w:bottom w:val="single" w:sz="4" w:space="0" w:color="000000"/>
@@ -1374,133 +1569,16 @@
               <w:widowControl/>
               <w:spacing w:before="36" w:after="36"/>
               <w:rPr>
-                <w:rFonts w:eastAsia="" w:cs=""/>
-                <w:kern w:val="0"/>
-                <w:szCs w:val="24"/>
-                <w:lang w:val="en-US" w:eastAsia="zh-CN" w:bidi="ar-SA"/>
-              </w:rPr>
-            </w:pPr>
-            <w:hyperlink r:id="rId16">
-              <w:r>
-                <w:rPr>
-                  <w:rStyle w:val="Hyperlink"/>
-                  <w:rFonts w:eastAsia="" w:cs=""/>
-                  <w:kern w:val="0"/>
-                  <w:szCs w:val="24"/>
-                  <w:lang w:val="en-US" w:eastAsia="zh-CN" w:bidi="ar-SA"/>
-                </w:rPr>
-                <w:t>GitHub</w:t>
-              </w:r>
-            </w:hyperlink>
-          </w:p>
-        </w:tc>
-        <w:tc>
-          <w:tcPr>
-            <w:tcW w:w="1799" w:type="dxa"/>
-            <w:tcBorders>
-              <w:start w:val="single" w:sz="4" w:space="0" w:color="000000"/>
-              <w:bottom w:val="single" w:sz="4" w:space="0" w:color="000000"/>
-            </w:tcBorders>
-          </w:tcPr>
-          <w:p>
-            <w:pPr>
-              <w:pStyle w:val="Compact"/>
-              <w:widowControl/>
-              <w:spacing w:before="36" w:after="36"/>
-              <w:rPr>
-                <w:rFonts w:eastAsia="" w:cs=""/>
-                <w:kern w:val="0"/>
-                <w:szCs w:val="24"/>
-                <w:lang w:val="en-US" w:eastAsia="zh-CN" w:bidi="ar-SA"/>
-              </w:rPr>
-            </w:pPr>
-            <w:hyperlink r:id="rId17">
-              <w:r>
-                <w:rPr>
-                  <w:rStyle w:val="Hyperlink"/>
-                  <w:rFonts w:eastAsia="" w:cs=""/>
-                  <w:kern w:val="0"/>
-                  <w:szCs w:val="24"/>
-                  <w:lang w:val="en-US" w:eastAsia="zh-CN" w:bidi="ar-SA"/>
-                </w:rPr>
-                <w:t>Documentation</w:t>
-              </w:r>
-            </w:hyperlink>
-          </w:p>
-        </w:tc>
-        <w:tc>
-          <w:tcPr>
-            <w:tcW w:w="1384" w:type="dxa"/>
-            <w:tcBorders>
-              <w:start w:val="single" w:sz="4" w:space="0" w:color="000000"/>
-              <w:bottom w:val="single" w:sz="4" w:space="0" w:color="000000"/>
-              <w:end w:val="single" w:sz="4" w:space="0" w:color="000000"/>
-            </w:tcBorders>
-          </w:tcPr>
-          <w:p>
-            <w:pPr>
-              <w:pStyle w:val="Compact"/>
-              <w:widowControl/>
-              <w:spacing w:before="36" w:after="36"/>
-              <w:rPr>
-                <w:rFonts w:eastAsia="" w:cs=""/>
-                <w:kern w:val="0"/>
-                <w:szCs w:val="24"/>
-                <w:lang w:val="en-US" w:eastAsia="zh-CN" w:bidi="ar-SA"/>
-              </w:rPr>
-            </w:pPr>
-            <w:hyperlink r:id="rId18">
-              <w:r>
-                <w:rPr>
-                  <w:rStyle w:val="Hyperlink"/>
-                  <w:rFonts w:eastAsia="" w:cs=""/>
-                  <w:kern w:val="0"/>
-                  <w:szCs w:val="24"/>
-                  <w:lang w:val="en-US" w:eastAsia="zh-CN" w:bidi="ar-SA"/>
-                </w:rPr>
-                <w:t>W</w:t>
-              </w:r>
-            </w:hyperlink>
-            <w:r>
-              <w:rPr>
-                <w:rStyle w:val="Hyperlink"/>
-                <w:rFonts w:eastAsia="" w:cs=""/>
-                <w:kern w:val="0"/>
-                <w:szCs w:val="24"/>
-                <w:lang w:val="en-US" w:eastAsia="zh-CN" w:bidi="ar-SA"/>
-              </w:rPr>
-              <w:t>eb App</w:t>
-            </w:r>
-          </w:p>
-        </w:tc>
-      </w:tr>
-      <w:tr>
-        <w:trPr/>
-        <w:tc>
-          <w:tcPr>
-            <w:tcW w:w="2040" w:type="dxa"/>
-            <w:tcBorders>
-              <w:start w:val="single" w:sz="4" w:space="0" w:color="000000"/>
-              <w:bottom w:val="single" w:sz="4" w:space="0" w:color="000000"/>
-            </w:tcBorders>
-          </w:tcPr>
-          <w:p>
-            <w:pPr>
-              <w:pStyle w:val="Compact"/>
-              <w:widowControl/>
-              <w:spacing w:before="36" w:after="36"/>
-              <w:rPr>
-                <w:rFonts w:eastAsia="" w:cs=""/>
-                <w:kern w:val="0"/>
-                <w:szCs w:val="24"/>
-                <w:lang w:val="en-US" w:eastAsia="zh-CN" w:bidi="ar-SA"/>
+                <w:sz w:val="20"/>
+                <w:szCs w:val="20"/>
               </w:rPr>
             </w:pPr>
             <w:r>
               <w:rPr>
                 <w:rFonts w:eastAsia="" w:cs=""/>
                 <w:kern w:val="0"/>
-                <w:szCs w:val="24"/>
+                <w:sz w:val="20"/>
+                <w:szCs w:val="20"/>
                 <w:lang w:val="en-US" w:eastAsia="zh-CN" w:bidi="ar-SA"/>
               </w:rPr>
               <w:t>PiE</w:t>
@@ -1521,17 +1599,16 @@
               <w:widowControl/>
               <w:spacing w:before="36" w:after="36"/>
               <w:rPr>
-                <w:rFonts w:eastAsia="" w:cs=""/>
-                <w:kern w:val="0"/>
-                <w:szCs w:val="24"/>
-                <w:lang w:val="en-US" w:eastAsia="zh-CN" w:bidi="ar-SA"/>
+                <w:sz w:val="20"/>
+                <w:szCs w:val="20"/>
               </w:rPr>
             </w:pPr>
             <w:r>
               <w:rPr>
                 <w:rFonts w:eastAsia="" w:cs=""/>
                 <w:kern w:val="0"/>
-                <w:szCs w:val="24"/>
+                <w:sz w:val="20"/>
+                <w:szCs w:val="20"/>
                 <w:lang w:val="en-US" w:eastAsia="zh-CN" w:bidi="ar-SA"/>
               </w:rPr>
               <w:t>Remote control and monitoring of behavioral experiments</w:t>
@@ -1540,7 +1617,7 @@
         </w:tc>
         <w:tc>
           <w:tcPr>
-            <w:tcW w:w="1172" w:type="dxa"/>
+            <w:tcW w:w="1175" w:type="dxa"/>
             <w:tcBorders>
               <w:start w:val="single" w:sz="4" w:space="0" w:color="000000"/>
               <w:bottom w:val="single" w:sz="4" w:space="0" w:color="000000"/>
@@ -1551,20 +1628,16 @@
               <w:pStyle w:val="Compact"/>
               <w:widowControl/>
               <w:spacing w:before="36" w:after="36"/>
-              <w:rPr>
-                <w:rFonts w:eastAsia="" w:cs=""/>
-                <w:kern w:val="0"/>
-                <w:szCs w:val="24"/>
-                <w:lang w:val="en-US" w:eastAsia="zh-CN" w:bidi="ar-SA"/>
-              </w:rPr>
+              <w:rPr/>
             </w:pPr>
-            <w:hyperlink r:id="rId19">
+            <w:hyperlink r:id="rId23">
               <w:r>
                 <w:rPr>
                   <w:rStyle w:val="Hyperlink"/>
                   <w:rFonts w:eastAsia="" w:cs=""/>
                   <w:kern w:val="0"/>
-                  <w:szCs w:val="24"/>
+                  <w:sz w:val="20"/>
+                  <w:szCs w:val="20"/>
                   <w:lang w:val="en-US" w:eastAsia="zh-CN" w:bidi="ar-SA"/>
                 </w:rPr>
                 <w:t>GitHub</w:t>
@@ -1574,7 +1647,7 @@
         </w:tc>
         <w:tc>
           <w:tcPr>
-            <w:tcW w:w="1799" w:type="dxa"/>
+            <w:tcW w:w="1796" w:type="dxa"/>
             <w:tcBorders>
               <w:start w:val="single" w:sz="4" w:space="0" w:color="000000"/>
               <w:bottom w:val="single" w:sz="4" w:space="0" w:color="000000"/>
@@ -1585,20 +1658,16 @@
               <w:pStyle w:val="Compact"/>
               <w:widowControl/>
               <w:spacing w:before="36" w:after="36"/>
-              <w:rPr>
-                <w:rFonts w:eastAsia="" w:cs=""/>
-                <w:kern w:val="0"/>
-                <w:szCs w:val="24"/>
-                <w:lang w:val="en-US" w:eastAsia="zh-CN" w:bidi="ar-SA"/>
-              </w:rPr>
+              <w:rPr/>
             </w:pPr>
-            <w:hyperlink r:id="rId20">
+            <w:hyperlink r:id="rId24">
               <w:r>
                 <w:rPr>
                   <w:rStyle w:val="Hyperlink"/>
                   <w:rFonts w:eastAsia="" w:cs=""/>
                   <w:kern w:val="0"/>
-                  <w:szCs w:val="24"/>
+                  <w:sz w:val="20"/>
+                  <w:szCs w:val="20"/>
                   <w:lang w:val="en-US" w:eastAsia="zh-CN" w:bidi="ar-SA"/>
                 </w:rPr>
                 <w:t>Documentation</w:t>
@@ -1608,7 +1677,7 @@
         </w:tc>
         <w:tc>
           <w:tcPr>
-            <w:tcW w:w="1384" w:type="dxa"/>
+            <w:tcW w:w="1387" w:type="dxa"/>
             <w:tcBorders>
               <w:start w:val="single" w:sz="4" w:space="0" w:color="000000"/>
               <w:bottom w:val="single" w:sz="4" w:space="0" w:color="000000"/>
@@ -1623,7 +1692,8 @@
               <w:rPr>
                 <w:rFonts w:eastAsia="" w:cs=""/>
                 <w:kern w:val="0"/>
-                <w:szCs w:val="24"/>
+                <w:sz w:val="20"/>
+                <w:szCs w:val="20"/>
                 <w:lang w:val="en-US" w:eastAsia="zh-CN" w:bidi="ar-SA"/>
               </w:rPr>
             </w:pPr>
@@ -1631,7 +1701,8 @@
               <w:rPr>
                 <w:rFonts w:eastAsia="" w:cs=""/>
                 <w:kern w:val="0"/>
-                <w:szCs w:val="24"/>
+                <w:sz w:val="20"/>
+                <w:szCs w:val="20"/>
                 <w:lang w:val="en-US" w:eastAsia="zh-CN" w:bidi="ar-SA"/>
               </w:rPr>
             </w:r>
@@ -1642,7 +1713,7 @@
         <w:trPr/>
         <w:tc>
           <w:tcPr>
-            <w:tcW w:w="2040" w:type="dxa"/>
+            <w:tcW w:w="2037" w:type="dxa"/>
             <w:tcBorders>
               <w:start w:val="single" w:sz="4" w:space="0" w:color="000000"/>
               <w:bottom w:val="single" w:sz="4" w:space="0" w:color="000000"/>
@@ -1654,17 +1725,16 @@
               <w:widowControl/>
               <w:spacing w:before="36" w:after="36"/>
               <w:rPr>
-                <w:rFonts w:eastAsia="" w:cs=""/>
-                <w:kern w:val="0"/>
-                <w:szCs w:val="24"/>
-                <w:lang w:val="en-US" w:eastAsia="zh-CN" w:bidi="ar-SA"/>
+                <w:sz w:val="20"/>
+                <w:szCs w:val="20"/>
               </w:rPr>
             </w:pPr>
             <w:r>
               <w:rPr>
                 <w:rFonts w:eastAsia="" w:cs=""/>
                 <w:kern w:val="0"/>
-                <w:szCs w:val="24"/>
+                <w:sz w:val="20"/>
+                <w:szCs w:val="20"/>
                 <w:lang w:val="en-US" w:eastAsia="zh-CN" w:bidi="ar-SA"/>
               </w:rPr>
               <w:t>Brightest Path</w:t>
@@ -1685,17 +1755,16 @@
               <w:widowControl/>
               <w:spacing w:before="36" w:after="36"/>
               <w:rPr>
-                <w:rFonts w:eastAsia="" w:cs=""/>
-                <w:kern w:val="0"/>
-                <w:szCs w:val="24"/>
-                <w:lang w:val="en-US" w:eastAsia="zh-CN" w:bidi="ar-SA"/>
+                <w:sz w:val="20"/>
+                <w:szCs w:val="20"/>
               </w:rPr>
             </w:pPr>
             <w:r>
               <w:rPr>
                 <w:rFonts w:eastAsia="" w:cs=""/>
                 <w:kern w:val="0"/>
-                <w:szCs w:val="24"/>
+                <w:sz w:val="20"/>
+                <w:szCs w:val="20"/>
                 <w:lang w:val="en-US" w:eastAsia="zh-CN" w:bidi="ar-SA"/>
               </w:rPr>
               <w:t>Reusable path tracing for n-dimensional images</w:t>
@@ -1704,7 +1773,7 @@
         </w:tc>
         <w:tc>
           <w:tcPr>
-            <w:tcW w:w="1172" w:type="dxa"/>
+            <w:tcW w:w="1175" w:type="dxa"/>
             <w:tcBorders>
               <w:start w:val="single" w:sz="4" w:space="0" w:color="000000"/>
               <w:bottom w:val="single" w:sz="4" w:space="0" w:color="000000"/>
@@ -1715,20 +1784,16 @@
               <w:pStyle w:val="Compact"/>
               <w:widowControl/>
               <w:spacing w:before="36" w:after="36"/>
-              <w:rPr>
-                <w:rFonts w:eastAsia="" w:cs=""/>
-                <w:kern w:val="0"/>
-                <w:szCs w:val="24"/>
-                <w:lang w:val="en-US" w:eastAsia="zh-CN" w:bidi="ar-SA"/>
-              </w:rPr>
+              <w:rPr/>
             </w:pPr>
-            <w:hyperlink r:id="rId21">
+            <w:hyperlink r:id="rId25">
               <w:r>
                 <w:rPr>
                   <w:rStyle w:val="Hyperlink"/>
                   <w:rFonts w:eastAsia="" w:cs=""/>
                   <w:kern w:val="0"/>
-                  <w:szCs w:val="24"/>
+                  <w:sz w:val="20"/>
+                  <w:szCs w:val="20"/>
                   <w:lang w:val="en-US" w:eastAsia="zh-CN" w:bidi="ar-SA"/>
                 </w:rPr>
                 <w:t>GitHub</w:t>
@@ -1738,7 +1803,7 @@
         </w:tc>
         <w:tc>
           <w:tcPr>
-            <w:tcW w:w="1799" w:type="dxa"/>
+            <w:tcW w:w="1796" w:type="dxa"/>
             <w:tcBorders>
               <w:start w:val="single" w:sz="4" w:space="0" w:color="000000"/>
               <w:bottom w:val="single" w:sz="4" w:space="0" w:color="000000"/>
@@ -1749,20 +1814,16 @@
               <w:pStyle w:val="Compact"/>
               <w:widowControl/>
               <w:spacing w:before="36" w:after="36"/>
-              <w:rPr>
-                <w:rFonts w:eastAsia="" w:cs=""/>
-                <w:kern w:val="0"/>
-                <w:szCs w:val="24"/>
-                <w:lang w:val="en-US" w:eastAsia="zh-CN" w:bidi="ar-SA"/>
-              </w:rPr>
+              <w:rPr/>
             </w:pPr>
-            <w:hyperlink r:id="rId22">
+            <w:hyperlink r:id="rId26">
               <w:r>
                 <w:rPr>
                   <w:rStyle w:val="Hyperlink"/>
                   <w:rFonts w:eastAsia="" w:cs=""/>
                   <w:kern w:val="0"/>
-                  <w:szCs w:val="24"/>
+                  <w:sz w:val="20"/>
+                  <w:szCs w:val="20"/>
                   <w:lang w:val="en-US" w:eastAsia="zh-CN" w:bidi="ar-SA"/>
                 </w:rPr>
                 <w:t>Documentation</w:t>
@@ -1772,7 +1833,7 @@
         </w:tc>
         <w:tc>
           <w:tcPr>
-            <w:tcW w:w="1384" w:type="dxa"/>
+            <w:tcW w:w="1387" w:type="dxa"/>
             <w:tcBorders>
               <w:start w:val="single" w:sz="4" w:space="0" w:color="000000"/>
               <w:bottom w:val="single" w:sz="4" w:space="0" w:color="000000"/>
@@ -1787,7 +1848,8 @@
               <w:rPr>
                 <w:rFonts w:eastAsia="" w:cs=""/>
                 <w:kern w:val="0"/>
-                <w:szCs w:val="24"/>
+                <w:sz w:val="20"/>
+                <w:szCs w:val="20"/>
                 <w:lang w:val="en-US" w:eastAsia="zh-CN" w:bidi="ar-SA"/>
               </w:rPr>
             </w:pPr>
@@ -1795,14 +1857,15 @@
               <w:rPr>
                 <w:rFonts w:eastAsia="" w:cs=""/>
                 <w:kern w:val="0"/>
-                <w:szCs w:val="24"/>
+                <w:sz w:val="20"/>
+                <w:szCs w:val="20"/>
                 <w:lang w:val="en-US" w:eastAsia="zh-CN" w:bidi="ar-SA"/>
               </w:rPr>
             </w:r>
-            <w:bookmarkStart w:id="11" w:name="research-software-platforms"/>
             <w:bookmarkStart w:id="12" w:name="project-resources"/>
-            <w:bookmarkEnd w:id="11"/>
+            <w:bookmarkStart w:id="13" w:name="research-software-platforms"/>
             <w:bookmarkEnd w:id="12"/>
+            <w:bookmarkEnd w:id="13"/>
           </w:p>
         </w:tc>
       </w:tr>
@@ -2576,7 +2639,24 @@
           <w:szCs w:val="22"/>
         </w:rPr>
         <w:t>Advisor: Kenneth Manly, Ph.D.</w:t>
-        <w:br/>
+      </w:r>
+    </w:p>
+    <w:p>
+      <w:pPr>
+        <w:pStyle w:val="Normal"/>
+        <w:spacing w:lineRule="auto" w:line="240" w:before="0" w:after="40"/>
+        <w:rPr>
+          <w:rFonts w:ascii="Arial" w:hAnsi="Arial" w:cs="Arial"/>
+          <w:sz w:val="8"/>
+          <w:szCs w:val="8"/>
+        </w:rPr>
+      </w:pPr>
+      <w:r>
+        <w:rPr>
+          <w:rFonts w:cs="Arial" w:ascii="Arial" w:hAnsi="Arial"/>
+          <w:sz w:val="8"/>
+          <w:szCs w:val="8"/>
+        </w:rPr>
       </w:r>
     </w:p>
     <w:p>
@@ -2776,15 +2856,15 @@
         <w:spacing w:lineRule="auto" w:line="240" w:before="0" w:after="80"/>
         <w:rPr>
           <w:rFonts w:ascii="Arial" w:hAnsi="Arial" w:cs="Arial"/>
-          <w:sz w:val="22"/>
-          <w:szCs w:val="22"/>
-        </w:rPr>
-      </w:pPr>
-      <w:r>
-        <w:rPr>
-          <w:rFonts w:cs="Arial" w:ascii="Arial" w:hAnsi="Arial"/>
-          <w:sz w:val="22"/>
-          <w:szCs w:val="22"/>
+          <w:sz w:val="8"/>
+          <w:szCs w:val="8"/>
+        </w:rPr>
+      </w:pPr>
+      <w:r>
+        <w:rPr>
+          <w:rFonts w:cs="Arial" w:ascii="Arial" w:hAnsi="Arial"/>
+          <w:sz w:val="8"/>
+          <w:szCs w:val="8"/>
         </w:rPr>
       </w:r>
     </w:p>
@@ -3231,15 +3311,15 @@
         <w:spacing w:lineRule="auto" w:line="240" w:before="0" w:after="80"/>
         <w:rPr>
           <w:rFonts w:ascii="Arial" w:hAnsi="Arial" w:cs="Arial"/>
-          <w:sz w:val="22"/>
-          <w:szCs w:val="22"/>
-        </w:rPr>
-      </w:pPr>
-      <w:r>
-        <w:rPr>
-          <w:rFonts w:cs="Arial" w:ascii="Arial" w:hAnsi="Arial"/>
-          <w:sz w:val="22"/>
-          <w:szCs w:val="22"/>
+          <w:sz w:val="8"/>
+          <w:szCs w:val="8"/>
+        </w:rPr>
+      </w:pPr>
+      <w:r>
+        <w:rPr>
+          <w:rFonts w:cs="Arial" w:ascii="Arial" w:hAnsi="Arial"/>
+          <w:sz w:val="8"/>
+          <w:szCs w:val="8"/>
         </w:rPr>
       </w:r>
     </w:p>
@@ -3428,18 +3508,15 @@
         <w:pStyle w:val="Normal"/>
         <w:spacing w:lineRule="auto" w:line="240" w:before="0" w:after="40"/>
         <w:rPr>
-          <w:rFonts w:ascii="Arial" w:hAnsi="Arial" w:cs="Arial"/>
-          <w:sz w:val="22"/>
-          <w:szCs w:val="22"/>
-        </w:rPr>
-      </w:pPr>
-      <w:r>
-        <w:rPr>
-          <w:rFonts w:cs="Arial" w:ascii="Arial" w:hAnsi="Arial"/>
-          <w:sz w:val="22"/>
-          <w:szCs w:val="22"/>
-        </w:rPr>
-        <w:t xml:space="preserve">    </w:t>
+          <w:sz w:val="8"/>
+          <w:szCs w:val="8"/>
+        </w:rPr>
+      </w:pPr>
+      <w:r>
+        <w:rPr>
+          <w:sz w:val="8"/>
+          <w:szCs w:val="8"/>
+        </w:rPr>
       </w:r>
     </w:p>
     <w:p>
@@ -3447,12 +3524,12 @@
         <w:pStyle w:val="cvheader1"/>
         <w:rPr/>
       </w:pPr>
-      <w:bookmarkStart w:id="13" w:name="X7596b6f8c511f4606f9618c22e9590597cd76ef"/>
+      <w:bookmarkStart w:id="14" w:name="X7596b6f8c511f4606f9618c22e9590597cd76ef"/>
       <w:r>
         <w:rPr/>
         <w:t xml:space="preserve">Selected Publications · </w:t>
       </w:r>
-      <w:hyperlink r:id="rId23">
+      <w:hyperlink r:id="rId27">
         <w:r>
           <w:rPr>
             <w:rStyle w:val="Hyperlink"/>
@@ -3481,7 +3558,7 @@
         <w:rPr/>
         <w:t xml:space="preserve">, Oden D, Spruell A, Linden DJ (2025) The Lateral Habenula Is Necessary for Maternal Behavior in the Naturally Parturient Primiparous Mouse Dam. eNeuro 13:12(1). </w:t>
       </w:r>
-      <w:hyperlink r:id="rId24">
+      <w:hyperlink r:id="rId28">
         <w:r>
           <w:rPr>
             <w:rStyle w:val="Hyperlink"/>
@@ -3514,7 +3591,7 @@
         <w:rPr/>
         <w:t xml:space="preserve"> (2024) SanPy: Software for the analysis and visualization of whole-cell current-clamp recordings. Biophys J 123:759–769. </w:t>
       </w:r>
-      <w:hyperlink r:id="rId25">
+      <w:hyperlink r:id="rId29">
         <w:r>
           <w:rPr>
             <w:rStyle w:val="Hyperlink"/>
@@ -3547,7 +3624,7 @@
         <w:rPr/>
         <w:t xml:space="preserve"> (2024) Brightest path tracing: A Python package to trace the brightest path in 2D and 3D images. bioRxiv:2023.07.16.549233. </w:t>
       </w:r>
-      <w:hyperlink r:id="rId26">
+      <w:hyperlink r:id="rId30">
         <w:r>
           <w:rPr>
             <w:rStyle w:val="Hyperlink"/>
@@ -3580,7 +3657,7 @@
         <w:rPr/>
         <w:t xml:space="preserve">, Huganir RL (2024) Stimulus-dependent synaptic plasticity underlies neuronal circuitry refinement in the mouse primary visual cortex. Cell Rep 43(4):113966. </w:t>
       </w:r>
-      <w:hyperlink r:id="rId27">
+      <w:hyperlink r:id="rId31">
         <w:r>
           <w:rPr>
             <w:rStyle w:val="Hyperlink"/>
@@ -3613,7 +3690,7 @@
         <w:rPr/>
         <w:t xml:space="preserve"> (2023) PiE: an open-source pipeline for home cage behavioral analysis. Front Neurosci 17:1222644. </w:t>
       </w:r>
-      <w:hyperlink r:id="rId28">
+      <w:hyperlink r:id="rId32">
         <w:r>
           <w:rPr>
             <w:rStyle w:val="Hyperlink"/>
@@ -3646,7 +3723,7 @@
         <w:rPr/>
         <w:t xml:space="preserve">*, Santana LF* (2021) The Organization of the Sinoatrial Node Microvasculature Varies Regionally to Match Local Myocyte Excitability. Function 2:zqab031. </w:t>
       </w:r>
-      <w:hyperlink r:id="rId29">
+      <w:hyperlink r:id="rId33">
         <w:r>
           <w:rPr>
             <w:rStyle w:val="Hyperlink"/>
@@ -3690,7 +3767,7 @@
         <w:rPr/>
         <w:t xml:space="preserve">, Wang X, Shen H (2020) Transient ischemia-reperfusion induces cortical hyperactivity and AMPAR trafficking in the somatosensory cortex. Aging 12:4299–4321. </w:t>
       </w:r>
-      <w:hyperlink r:id="rId30">
+      <w:hyperlink r:id="rId34">
         <w:r>
           <w:rPr>
             <w:rStyle w:val="Hyperlink"/>
@@ -3723,7 +3800,7 @@
         <w:rPr/>
         <w:t xml:space="preserve">, Tan HL, Hong I, Zhang Y, Huganir RL (2020) Cortical Synaptic AMPA Receptor Plasticity during Motor Learning. Neuron 105:895-908.e5. </w:t>
       </w:r>
-      <w:hyperlink r:id="rId31">
+      <w:hyperlink r:id="rId35">
         <w:r>
           <w:rPr>
             <w:rStyle w:val="Hyperlink"/>
@@ -3756,7 +3833,7 @@
         <w:rPr/>
         <w:t xml:space="preserve">, Huganir RL (2020) Lamina-specific AMPA receptor dynamics following visual deprivation in vivo. Elife 9:e52420. </w:t>
       </w:r>
-      <w:hyperlink r:id="rId32">
+      <w:hyperlink r:id="rId36">
         <w:r>
           <w:rPr>
             <w:rStyle w:val="Hyperlink"/>
@@ -3789,7 +3866,7 @@
         <w:rPr/>
         <w:t xml:space="preserve">, Linden DJ (2019) Estrogen-Dependent Functional Spine Dynamics in Neocortical Pyramidal Neurons of the Mouse. J Neurosci 39:4874–4888. </w:t>
       </w:r>
-      <w:hyperlink r:id="rId33">
+      <w:hyperlink r:id="rId37">
         <w:r>
           <w:rPr>
             <w:rStyle w:val="Hyperlink"/>
@@ -3818,7 +3895,7 @@
         <w:rPr/>
         <w:t xml:space="preserve">, Dougherty SE, Linden DJ (2017) Cerebral vascular structure in the motor cortex of adult mice is stable and is not altered by voluntary exercise. J Cereb Blood Flow Metab 37(12):3725-3743. </w:t>
       </w:r>
-      <w:hyperlink r:id="rId34">
+      <w:hyperlink r:id="rId38">
         <w:r>
           <w:rPr>
             <w:rStyle w:val="Hyperlink"/>
@@ -3851,7 +3928,7 @@
         <w:rPr/>
         <w:t xml:space="preserve">, Abdallah A, Pletnikov M, Hashemi P, Linden DJ (2016) Regrowth of Serotonin Axons in the Adult Mouse Brain Following Injury. Neuron 91(4):748-62. </w:t>
       </w:r>
-      <w:hyperlink r:id="rId35">
+      <w:hyperlink r:id="rId39">
         <w:r>
           <w:rPr>
             <w:rStyle w:val="Hyperlink"/>
@@ -3884,7 +3961,7 @@
         <w:rPr/>
         <w:t xml:space="preserve">*, Lin D, Linden DJ, Huganir RL (2015) Visualization of NMDA receptor– dependent AMPA receptor synaptic plasticity in vivo. Nature Neuroscience 18(3):402-7. </w:t>
       </w:r>
-      <w:hyperlink r:id="rId36">
+      <w:hyperlink r:id="rId40">
         <w:r>
           <w:rPr>
             <w:rStyle w:val="Hyperlink"/>
@@ -3907,14 +3984,31 @@
         <w:tab/>
         <w:t>* Equal contribution</w:t>
       </w:r>
-      <w:bookmarkEnd w:id="13"/>
+      <w:bookmarkEnd w:id="14"/>
+    </w:p>
+    <w:p>
+      <w:pPr>
+        <w:pStyle w:val="cvreference"/>
+        <w:spacing w:lineRule="auto" w:line="240"/>
+        <w:ind w:start="0"/>
+        <w:rPr>
+          <w:sz w:val="8"/>
+          <w:szCs w:val="8"/>
+        </w:rPr>
+      </w:pPr>
+      <w:r>
+        <w:rPr>
+          <w:sz w:val="8"/>
+          <w:szCs w:val="8"/>
+        </w:rPr>
+      </w:r>
     </w:p>
     <w:p>
       <w:pPr>
         <w:pStyle w:val="cvheader1"/>
         <w:rPr/>
       </w:pPr>
-      <w:bookmarkStart w:id="14" w:name="selected-conference-abstracts"/>
+      <w:bookmarkStart w:id="15" w:name="selected-conference-abstracts"/>
       <w:r>
         <w:rPr/>
         <w:t>Selected Conference Abstracts</w:t>
@@ -3978,7 +4072,7 @@
       </w:pPr>
       <w:r>
         <w:rPr/>
-        <w:t xml:space="preserve">Abunijem S, Le JT, </w:t>
+        <w:t xml:space="preserve">Manning D, </w:t>
       </w:r>
       <w:r>
         <w:rPr>
@@ -3989,7 +4083,7 @@
       </w:r>
       <w:r>
         <w:rPr/>
-        <w:t xml:space="preserve"> (2023) Map Manager: Software to annotate and analyze image volume time-series. Basic Sciences Symposium Celebrating Hispanic Heritage Month, UC Davis.</w:t>
+        <w:t>, Trimmer J, Santana LS (2023) KV2.1 is critical for vascular smooth muscle relaxation and neurovascular blood flow. Basic Sciences Symposium Celebrating Hispanic Heritage Month, UC Davis.</w:t>
       </w:r>
     </w:p>
     <w:p>
@@ -3997,10 +4091,6 @@
         <w:pStyle w:val="cvreference"/>
         <w:rPr/>
       </w:pPr>
-      <w:r>
-        <w:rPr/>
-        <w:t xml:space="preserve">Manning D, </w:t>
-      </w:r>
       <w:r>
         <w:rPr>
           <w:b/>
@@ -4010,7 +4100,7 @@
       </w:r>
       <w:r>
         <w:rPr/>
-        <w:t>, Trimmer J, Santana LS (2023) KV2.1 is critical for vascular smooth muscle relaxation and neurovascular blood flow. Basic Sciences Symposium Celebrating Hispanic Heritage Month, UC Davis.</w:t>
+        <w:t xml:space="preserve"> (2018) Map Manager: Software to annotate and analyze image volume time-series. Society For Neuroscience Abstract. 254.17.</w:t>
       </w:r>
     </w:p>
     <w:p>
@@ -4018,6 +4108,10 @@
         <w:pStyle w:val="cvreference"/>
         <w:rPr/>
       </w:pPr>
+      <w:r>
+        <w:rPr/>
+        <w:t xml:space="preserve">Roth RH, </w:t>
+      </w:r>
       <w:r>
         <w:rPr>
           <w:b/>
@@ -4027,17 +4121,18 @@
       </w:r>
       <w:r>
         <w:rPr/>
-        <w:t xml:space="preserve"> (2018) Map Manager: Software to annotate and analyze image volume time-series. Society For Neuroscience Abstract. 254.17.</w:t>
+        <w:t>, Tan HL, Zhan Y, Huganir RL (2018) Cortex-wide synaptic AMPA receptor plasticity during motor learning. Society For Neuroscience Abstract. 288.02.</w:t>
       </w:r>
     </w:p>
     <w:p>
       <w:pPr>
         <w:pStyle w:val="cvreference"/>
-        <w:rPr/>
-      </w:pPr>
-      <w:r>
-        <w:rPr/>
-        <w:t xml:space="preserve">Roth RH, </w:t>
+        <w:spacing w:before="0" w:after="115"/>
+        <w:rPr/>
+      </w:pPr>
+      <w:r>
+        <w:rPr/>
+        <w:t xml:space="preserve">Tan HL, Roth RH, Graves AR, </w:t>
       </w:r>
       <w:r>
         <w:rPr>
@@ -4048,31 +4143,9 @@
       </w:r>
       <w:r>
         <w:rPr/>
-        <w:t>, Tan HL, Zhan Y, Huganir RL (2018) Cortex-wide synaptic AMPA receptor plasticity during motor learning. Society For Neuroscience Abstract. 288.02.</w:t>
-      </w:r>
-    </w:p>
-    <w:p>
-      <w:pPr>
-        <w:pStyle w:val="cvreference"/>
-        <w:spacing w:before="0" w:after="115"/>
-        <w:rPr/>
-      </w:pPr>
-      <w:r>
-        <w:rPr/>
-        <w:t xml:space="preserve">Tan HL, Roth RH, Graves AR, </w:t>
-      </w:r>
-      <w:r>
-        <w:rPr>
-          <w:b/>
-          <w:bCs/>
-        </w:rPr>
-        <w:t>Cudmore RH</w:t>
-      </w:r>
-      <w:r>
-        <w:rPr/>
         <w:t>, Huganir RL (2018) Distance-dependent AMPA receptor dynamics following visual deprivation in vivo. Society For Neuroscience Abstract. 288.06</w:t>
       </w:r>
-      <w:bookmarkEnd w:id="14"/>
+      <w:bookmarkEnd w:id="15"/>
     </w:p>
     <w:sectPr>
       <w:type w:val="nextPage"/>
@@ -4547,7 +4620,7 @@
   </w:style>
   <w:style w:type="paragraph" w:styleId="Heading3">
     <w:name w:val="heading 3"/>
-    <w:basedOn w:val="Normal"/>
+    <w:basedOn w:val="Heading2"/>
     <w:next w:val="Normal"/>
     <w:link w:val="Heading3Char"/>
     <w:uiPriority w:val="9"/>
@@ -4563,9 +4636,7 @@
     </w:pPr>
     <w:rPr>
       <w:rFonts w:eastAsia="" w:cs="" w:cstheme="majorBidi" w:eastAsiaTheme="majorEastAsia"/>
-      <w:color w:themeColor="accent1" w:themeShade="bf" w:val="0F4761"/>
-      <w:sz w:val="28"/>
-      <w:szCs w:val="28"/>
+      <w:u w:val="none"/>
     </w:rPr>
   </w:style>
   <w:style w:type="paragraph" w:styleId="Heading4">
